--- a/docs/tables/carbo/sec11_lm_d365_surv.docx
+++ b/docs/tables/carbo/sec11_lm_d365_surv.docx
@@ -20,7 +20,7 @@
         <w:gridCol w:w="2624"/>
         <w:gridCol w:w="778"/>
         <w:gridCol w:w="912"/>
-        <w:gridCol w:w="1463"/>
+        <w:gridCol w:w="1536"/>
         <w:gridCol w:w="1181"/>
         <w:gridCol w:w="778"/>
         <w:gridCol w:w="912"/>
@@ -2043,113 +2043,113 @@
                 <w:szCs w:val="22"/>
                 <w:color w:val="000000"/>
               </w:rPr>
-              <w:t xml:space="preserve">-6.1</w:t>
-            </w:r>
-          </w:p>
-        </w:tc>
-        <w:tc>
-          <w:tcPr>
-            <w:tcBorders>
-              <w:bottom w:val="none" w:sz="0" w:space="0" w:color="000000"/>
-              <w:top w:val="none" w:sz="0" w:space="0" w:color="000000"/>
-              <w:left w:val="none" w:sz="0" w:space="0" w:color="000000"/>
-              <w:right w:val="none" w:sz="0" w:space="0" w:color="000000"/>
-            </w:tcBorders>
-            <w:shd w:val="clear" w:color="auto" w:fill="FFFFFF"/>
-            <w:tcMar>
-              <w:top w:w="0" w:type="dxa"/>
-              <w:bottom w:w="0" w:type="dxa"/>
-              <w:left w:w="0" w:type="dxa"/>
-              <w:right w:w="0" w:type="dxa"/>
-            </w:tcMar>
-            <w:vAlign w:val="top"/>
-          </w:tcPr>
-          <w:p>
-            <w:pPr>
-              <w:pStyle w:val="Normal"/>
-              <w:jc w:val="center"/>
-              <w:pBdr>
-                <w:bottom w:val="none" w:sz="0" w:space="0" w:color="000000"/>
-                <w:top w:val="none" w:sz="0" w:space="0" w:color="000000"/>
-                <w:left w:val="none" w:sz="0" w:space="0" w:color="000000"/>
-                <w:right w:val="none" w:sz="0" w:space="0" w:color="000000"/>
-              </w:pBdr>
-              <w:spacing w:after="100" w:before="100" w:line="240"/>
-              <w:ind w:left="100" w:right="100" w:firstLine="0" w:firstLineChars="0"/>
-              <w:rPr>
-                <w:rFonts w:ascii="Helvetica" w:hAnsi="Helvetica" w:eastAsia="Helvetica" w:cs="Helvetica"/>
-                <w:i w:val="false"/>
-                <w:b w:val="false"/>
-                <w:u w:val="none"/>
-                <w:sz w:val="22"/>
-                <w:szCs w:val="22"/>
-                <w:color w:val="000000"/>
-              </w:rPr>
-            </w:pPr>
-            <w:r>
-              <w:rPr>
-                <w:rFonts w:ascii="Helvetica" w:hAnsi="Helvetica" w:eastAsia="Helvetica" w:cs="Helvetica"/>
-                <w:i w:val="false"/>
-                <w:b w:val="false"/>
-                <w:u w:val="none"/>
-                <w:sz w:val="22"/>
-                <w:szCs w:val="22"/>
-                <w:color w:val="000000"/>
-              </w:rPr>
-              <w:t xml:space="preserve">-12, -0.43</w:t>
-            </w:r>
-          </w:p>
-        </w:tc>
-        <w:tc>
-          <w:tcPr>
-            <w:tcBorders>
-              <w:bottom w:val="none" w:sz="0" w:space="0" w:color="000000"/>
-              <w:top w:val="none" w:sz="0" w:space="0" w:color="000000"/>
-              <w:left w:val="none" w:sz="0" w:space="0" w:color="000000"/>
-              <w:right w:val="none" w:sz="0" w:space="0" w:color="000000"/>
-            </w:tcBorders>
-            <w:shd w:val="clear" w:color="auto" w:fill="FFFFFF"/>
-            <w:tcMar>
-              <w:top w:w="0" w:type="dxa"/>
-              <w:bottom w:w="0" w:type="dxa"/>
-              <w:left w:w="0" w:type="dxa"/>
-              <w:right w:w="0" w:type="dxa"/>
-            </w:tcMar>
-            <w:vAlign w:val="top"/>
-          </w:tcPr>
-          <w:p>
-            <w:pPr>
-              <w:pStyle w:val="Normal"/>
-              <w:jc w:val="center"/>
-              <w:pBdr>
-                <w:bottom w:val="none" w:sz="0" w:space="0" w:color="000000"/>
-                <w:top w:val="none" w:sz="0" w:space="0" w:color="000000"/>
-                <w:left w:val="none" w:sz="0" w:space="0" w:color="000000"/>
-                <w:right w:val="none" w:sz="0" w:space="0" w:color="000000"/>
-              </w:pBdr>
-              <w:spacing w:after="100" w:before="100" w:line="240"/>
-              <w:ind w:left="100" w:right="100" w:firstLine="0" w:firstLineChars="0"/>
-              <w:rPr>
-                <w:rFonts w:ascii="Helvetica" w:hAnsi="Helvetica" w:eastAsia="Helvetica" w:cs="Helvetica"/>
-                <w:i w:val="false"/>
-                <w:b w:val="false"/>
-                <w:u w:val="none"/>
-                <w:sz w:val="22"/>
-                <w:szCs w:val="22"/>
-                <w:color w:val="000000"/>
-              </w:rPr>
-            </w:pPr>
-            <w:r>
-              <w:rPr>
-                <w:rFonts w:ascii="Helvetica" w:hAnsi="Helvetica" w:eastAsia="Helvetica" w:cs="Helvetica"/>
-                <w:i w:val="false"/>
-                <w:b w:val="false"/>
-                <w:u w:val="none"/>
-                <w:sz w:val="22"/>
-                <w:szCs w:val="22"/>
-                <w:color w:val="000000"/>
-              </w:rPr>
-              <w:t xml:space="preserve">0.035</w:t>
+              <w:t xml:space="preserve">-3.6</w:t>
+            </w:r>
+          </w:p>
+        </w:tc>
+        <w:tc>
+          <w:tcPr>
+            <w:tcBorders>
+              <w:bottom w:val="none" w:sz="0" w:space="0" w:color="000000"/>
+              <w:top w:val="none" w:sz="0" w:space="0" w:color="000000"/>
+              <w:left w:val="none" w:sz="0" w:space="0" w:color="000000"/>
+              <w:right w:val="none" w:sz="0" w:space="0" w:color="000000"/>
+            </w:tcBorders>
+            <w:shd w:val="clear" w:color="auto" w:fill="FFFFFF"/>
+            <w:tcMar>
+              <w:top w:w="0" w:type="dxa"/>
+              <w:bottom w:w="0" w:type="dxa"/>
+              <w:left w:w="0" w:type="dxa"/>
+              <w:right w:w="0" w:type="dxa"/>
+            </w:tcMar>
+            <w:vAlign w:val="top"/>
+          </w:tcPr>
+          <w:p>
+            <w:pPr>
+              <w:pStyle w:val="Normal"/>
+              <w:jc w:val="center"/>
+              <w:pBdr>
+                <w:bottom w:val="none" w:sz="0" w:space="0" w:color="000000"/>
+                <w:top w:val="none" w:sz="0" w:space="0" w:color="000000"/>
+                <w:left w:val="none" w:sz="0" w:space="0" w:color="000000"/>
+                <w:right w:val="none" w:sz="0" w:space="0" w:color="000000"/>
+              </w:pBdr>
+              <w:spacing w:after="100" w:before="100" w:line="240"/>
+              <w:ind w:left="100" w:right="100" w:firstLine="0" w:firstLineChars="0"/>
+              <w:rPr>
+                <w:rFonts w:ascii="Helvetica" w:hAnsi="Helvetica" w:eastAsia="Helvetica" w:cs="Helvetica"/>
+                <w:i w:val="false"/>
+                <w:b w:val="false"/>
+                <w:u w:val="none"/>
+                <w:sz w:val="22"/>
+                <w:szCs w:val="22"/>
+                <w:color w:val="000000"/>
+              </w:rPr>
+            </w:pPr>
+            <w:r>
+              <w:rPr>
+                <w:rFonts w:ascii="Helvetica" w:hAnsi="Helvetica" w:eastAsia="Helvetica" w:cs="Helvetica"/>
+                <w:i w:val="false"/>
+                <w:b w:val="false"/>
+                <w:u w:val="none"/>
+                <w:sz w:val="22"/>
+                <w:szCs w:val="22"/>
+                <w:color w:val="000000"/>
+              </w:rPr>
+              <w:t xml:space="preserve">-9.3, 2.1</w:t>
+            </w:r>
+          </w:p>
+        </w:tc>
+        <w:tc>
+          <w:tcPr>
+            <w:tcBorders>
+              <w:bottom w:val="none" w:sz="0" w:space="0" w:color="000000"/>
+              <w:top w:val="none" w:sz="0" w:space="0" w:color="000000"/>
+              <w:left w:val="none" w:sz="0" w:space="0" w:color="000000"/>
+              <w:right w:val="none" w:sz="0" w:space="0" w:color="000000"/>
+            </w:tcBorders>
+            <w:shd w:val="clear" w:color="auto" w:fill="FFFFFF"/>
+            <w:tcMar>
+              <w:top w:w="0" w:type="dxa"/>
+              <w:bottom w:w="0" w:type="dxa"/>
+              <w:left w:w="0" w:type="dxa"/>
+              <w:right w:w="0" w:type="dxa"/>
+            </w:tcMar>
+            <w:vAlign w:val="top"/>
+          </w:tcPr>
+          <w:p>
+            <w:pPr>
+              <w:pStyle w:val="Normal"/>
+              <w:jc w:val="center"/>
+              <w:pBdr>
+                <w:bottom w:val="none" w:sz="0" w:space="0" w:color="000000"/>
+                <w:top w:val="none" w:sz="0" w:space="0" w:color="000000"/>
+                <w:left w:val="none" w:sz="0" w:space="0" w:color="000000"/>
+                <w:right w:val="none" w:sz="0" w:space="0" w:color="000000"/>
+              </w:pBdr>
+              <w:spacing w:after="100" w:before="100" w:line="240"/>
+              <w:ind w:left="100" w:right="100" w:firstLine="0" w:firstLineChars="0"/>
+              <w:rPr>
+                <w:rFonts w:ascii="Helvetica" w:hAnsi="Helvetica" w:eastAsia="Helvetica" w:cs="Helvetica"/>
+                <w:i w:val="false"/>
+                <w:b w:val="false"/>
+                <w:u w:val="none"/>
+                <w:sz w:val="22"/>
+                <w:szCs w:val="22"/>
+                <w:color w:val="000000"/>
+              </w:rPr>
+            </w:pPr>
+            <w:r>
+              <w:rPr>
+                <w:rFonts w:ascii="Helvetica" w:hAnsi="Helvetica" w:eastAsia="Helvetica" w:cs="Helvetica"/>
+                <w:i w:val="false"/>
+                <w:b w:val="false"/>
+                <w:u w:val="none"/>
+                <w:sz w:val="22"/>
+                <w:szCs w:val="22"/>
+                <w:color w:val="000000"/>
+              </w:rPr>
+              <w:t xml:space="preserve">0.210</w:t>
             </w:r>
           </w:p>
         </w:tc>
@@ -2632,7 +2632,7 @@
                 <w:szCs w:val="22"/>
                 <w:color w:val="000000"/>
               </w:rPr>
-              <w:t xml:space="preserve">0.940</w:t>
+              <w:t xml:space="preserve">0.922</w:t>
             </w:r>
           </w:p>
         </w:tc>
@@ -3975,113 +3975,113 @@
                 <w:szCs w:val="22"/>
                 <w:color w:val="000000"/>
               </w:rPr>
-              <w:t xml:space="preserve">-11</w:t>
-            </w:r>
-          </w:p>
-        </w:tc>
-        <w:tc>
-          <w:tcPr>
-            <w:tcBorders>
-              <w:bottom w:val="none" w:sz="0" w:space="0" w:color="000000"/>
-              <w:top w:val="none" w:sz="0" w:space="0" w:color="000000"/>
-              <w:left w:val="none" w:sz="0" w:space="0" w:color="000000"/>
-              <w:right w:val="none" w:sz="0" w:space="0" w:color="000000"/>
-            </w:tcBorders>
-            <w:shd w:val="clear" w:color="auto" w:fill="FFFFFF"/>
-            <w:tcMar>
-              <w:top w:w="0" w:type="dxa"/>
-              <w:bottom w:w="0" w:type="dxa"/>
-              <w:left w:w="0" w:type="dxa"/>
-              <w:right w:w="0" w:type="dxa"/>
-            </w:tcMar>
-            <w:vAlign w:val="top"/>
-          </w:tcPr>
-          <w:p>
-            <w:pPr>
-              <w:pStyle w:val="Normal"/>
-              <w:jc w:val="center"/>
-              <w:pBdr>
-                <w:bottom w:val="none" w:sz="0" w:space="0" w:color="000000"/>
-                <w:top w:val="none" w:sz="0" w:space="0" w:color="000000"/>
-                <w:left w:val="none" w:sz="0" w:space="0" w:color="000000"/>
-                <w:right w:val="none" w:sz="0" w:space="0" w:color="000000"/>
-              </w:pBdr>
-              <w:spacing w:after="100" w:before="100" w:line="240"/>
-              <w:ind w:left="100" w:right="100" w:firstLine="0" w:firstLineChars="0"/>
-              <w:rPr>
-                <w:rFonts w:ascii="Helvetica" w:hAnsi="Helvetica" w:eastAsia="Helvetica" w:cs="Helvetica"/>
-                <w:i w:val="false"/>
-                <w:b w:val="false"/>
-                <w:u w:val="none"/>
-                <w:sz w:val="22"/>
-                <w:szCs w:val="22"/>
-                <w:color w:val="000000"/>
-              </w:rPr>
-            </w:pPr>
-            <w:r>
-              <w:rPr>
-                <w:rFonts w:ascii="Helvetica" w:hAnsi="Helvetica" w:eastAsia="Helvetica" w:cs="Helvetica"/>
-                <w:i w:val="false"/>
-                <w:b w:val="false"/>
-                <w:u w:val="none"/>
-                <w:sz w:val="22"/>
-                <w:szCs w:val="22"/>
-                <w:color w:val="000000"/>
-              </w:rPr>
-              <w:t xml:space="preserve">-22, -0.69</w:t>
-            </w:r>
-          </w:p>
-        </w:tc>
-        <w:tc>
-          <w:tcPr>
-            <w:tcBorders>
-              <w:bottom w:val="none" w:sz="0" w:space="0" w:color="000000"/>
-              <w:top w:val="none" w:sz="0" w:space="0" w:color="000000"/>
-              <w:left w:val="none" w:sz="0" w:space="0" w:color="000000"/>
-              <w:right w:val="none" w:sz="0" w:space="0" w:color="000000"/>
-            </w:tcBorders>
-            <w:shd w:val="clear" w:color="auto" w:fill="FFFFFF"/>
-            <w:tcMar>
-              <w:top w:w="0" w:type="dxa"/>
-              <w:bottom w:w="0" w:type="dxa"/>
-              <w:left w:w="0" w:type="dxa"/>
-              <w:right w:w="0" w:type="dxa"/>
-            </w:tcMar>
-            <w:vAlign w:val="top"/>
-          </w:tcPr>
-          <w:p>
-            <w:pPr>
-              <w:pStyle w:val="Normal"/>
-              <w:jc w:val="center"/>
-              <w:pBdr>
-                <w:bottom w:val="none" w:sz="0" w:space="0" w:color="000000"/>
-                <w:top w:val="none" w:sz="0" w:space="0" w:color="000000"/>
-                <w:left w:val="none" w:sz="0" w:space="0" w:color="000000"/>
-                <w:right w:val="none" w:sz="0" w:space="0" w:color="000000"/>
-              </w:pBdr>
-              <w:spacing w:after="100" w:before="100" w:line="240"/>
-              <w:ind w:left="100" w:right="100" w:firstLine="0" w:firstLineChars="0"/>
-              <w:rPr>
-                <w:rFonts w:ascii="Helvetica" w:hAnsi="Helvetica" w:eastAsia="Helvetica" w:cs="Helvetica"/>
-                <w:i w:val="false"/>
-                <w:b w:val="false"/>
-                <w:u w:val="none"/>
-                <w:sz w:val="22"/>
-                <w:szCs w:val="22"/>
-                <w:color w:val="000000"/>
-              </w:rPr>
-            </w:pPr>
-            <w:r>
-              <w:rPr>
-                <w:rFonts w:ascii="Helvetica" w:hAnsi="Helvetica" w:eastAsia="Helvetica" w:cs="Helvetica"/>
-                <w:i w:val="false"/>
-                <w:b w:val="false"/>
-                <w:u w:val="none"/>
-                <w:sz w:val="22"/>
-                <w:szCs w:val="22"/>
-                <w:color w:val="000000"/>
-              </w:rPr>
-              <w:t xml:space="preserve">0.037</w:t>
+              <w:t xml:space="preserve">-10</w:t>
+            </w:r>
+          </w:p>
+        </w:tc>
+        <w:tc>
+          <w:tcPr>
+            <w:tcBorders>
+              <w:bottom w:val="none" w:sz="0" w:space="0" w:color="000000"/>
+              <w:top w:val="none" w:sz="0" w:space="0" w:color="000000"/>
+              <w:left w:val="none" w:sz="0" w:space="0" w:color="000000"/>
+              <w:right w:val="none" w:sz="0" w:space="0" w:color="000000"/>
+            </w:tcBorders>
+            <w:shd w:val="clear" w:color="auto" w:fill="FFFFFF"/>
+            <w:tcMar>
+              <w:top w:w="0" w:type="dxa"/>
+              <w:bottom w:w="0" w:type="dxa"/>
+              <w:left w:w="0" w:type="dxa"/>
+              <w:right w:w="0" w:type="dxa"/>
+            </w:tcMar>
+            <w:vAlign w:val="top"/>
+          </w:tcPr>
+          <w:p>
+            <w:pPr>
+              <w:pStyle w:val="Normal"/>
+              <w:jc w:val="center"/>
+              <w:pBdr>
+                <w:bottom w:val="none" w:sz="0" w:space="0" w:color="000000"/>
+                <w:top w:val="none" w:sz="0" w:space="0" w:color="000000"/>
+                <w:left w:val="none" w:sz="0" w:space="0" w:color="000000"/>
+                <w:right w:val="none" w:sz="0" w:space="0" w:color="000000"/>
+              </w:pBdr>
+              <w:spacing w:after="100" w:before="100" w:line="240"/>
+              <w:ind w:left="100" w:right="100" w:firstLine="0" w:firstLineChars="0"/>
+              <w:rPr>
+                <w:rFonts w:ascii="Helvetica" w:hAnsi="Helvetica" w:eastAsia="Helvetica" w:cs="Helvetica"/>
+                <w:i w:val="false"/>
+                <w:b w:val="false"/>
+                <w:u w:val="none"/>
+                <w:sz w:val="22"/>
+                <w:szCs w:val="22"/>
+                <w:color w:val="000000"/>
+              </w:rPr>
+            </w:pPr>
+            <w:r>
+              <w:rPr>
+                <w:rFonts w:ascii="Helvetica" w:hAnsi="Helvetica" w:eastAsia="Helvetica" w:cs="Helvetica"/>
+                <w:i w:val="false"/>
+                <w:b w:val="false"/>
+                <w:u w:val="none"/>
+                <w:sz w:val="22"/>
+                <w:szCs w:val="22"/>
+                <w:color w:val="000000"/>
+              </w:rPr>
+              <w:t xml:space="preserve">-21, 0.04</w:t>
+            </w:r>
+          </w:p>
+        </w:tc>
+        <w:tc>
+          <w:tcPr>
+            <w:tcBorders>
+              <w:bottom w:val="none" w:sz="0" w:space="0" w:color="000000"/>
+              <w:top w:val="none" w:sz="0" w:space="0" w:color="000000"/>
+              <w:left w:val="none" w:sz="0" w:space="0" w:color="000000"/>
+              <w:right w:val="none" w:sz="0" w:space="0" w:color="000000"/>
+            </w:tcBorders>
+            <w:shd w:val="clear" w:color="auto" w:fill="FFFFFF"/>
+            <w:tcMar>
+              <w:top w:w="0" w:type="dxa"/>
+              <w:bottom w:w="0" w:type="dxa"/>
+              <w:left w:w="0" w:type="dxa"/>
+              <w:right w:w="0" w:type="dxa"/>
+            </w:tcMar>
+            <w:vAlign w:val="top"/>
+          </w:tcPr>
+          <w:p>
+            <w:pPr>
+              <w:pStyle w:val="Normal"/>
+              <w:jc w:val="center"/>
+              <w:pBdr>
+                <w:bottom w:val="none" w:sz="0" w:space="0" w:color="000000"/>
+                <w:top w:val="none" w:sz="0" w:space="0" w:color="000000"/>
+                <w:left w:val="none" w:sz="0" w:space="0" w:color="000000"/>
+                <w:right w:val="none" w:sz="0" w:space="0" w:color="000000"/>
+              </w:pBdr>
+              <w:spacing w:after="100" w:before="100" w:line="240"/>
+              <w:ind w:left="100" w:right="100" w:firstLine="0" w:firstLineChars="0"/>
+              <w:rPr>
+                <w:rFonts w:ascii="Helvetica" w:hAnsi="Helvetica" w:eastAsia="Helvetica" w:cs="Helvetica"/>
+                <w:i w:val="false"/>
+                <w:b w:val="false"/>
+                <w:u w:val="none"/>
+                <w:sz w:val="22"/>
+                <w:szCs w:val="22"/>
+                <w:color w:val="000000"/>
+              </w:rPr>
+            </w:pPr>
+            <w:r>
+              <w:rPr>
+                <w:rFonts w:ascii="Helvetica" w:hAnsi="Helvetica" w:eastAsia="Helvetica" w:cs="Helvetica"/>
+                <w:i w:val="false"/>
+                <w:b w:val="false"/>
+                <w:u w:val="none"/>
+                <w:sz w:val="22"/>
+                <w:szCs w:val="22"/>
+                <w:color w:val="000000"/>
+              </w:rPr>
+              <w:t xml:space="preserve">0.051</w:t>
             </w:r>
           </w:p>
         </w:tc>
@@ -4458,113 +4458,113 @@
                 <w:szCs w:val="22"/>
                 <w:color w:val="000000"/>
               </w:rPr>
-              <w:t xml:space="preserve">0.47</w:t>
-            </w:r>
-          </w:p>
-        </w:tc>
-        <w:tc>
-          <w:tcPr>
-            <w:tcBorders>
-              <w:bottom w:val="none" w:sz="0" w:space="0" w:color="000000"/>
-              <w:top w:val="none" w:sz="0" w:space="0" w:color="000000"/>
-              <w:left w:val="none" w:sz="0" w:space="0" w:color="000000"/>
-              <w:right w:val="none" w:sz="0" w:space="0" w:color="000000"/>
-            </w:tcBorders>
-            <w:shd w:val="clear" w:color="auto" w:fill="FFFFFF"/>
-            <w:tcMar>
-              <w:top w:w="0" w:type="dxa"/>
-              <w:bottom w:w="0" w:type="dxa"/>
-              <w:left w:w="0" w:type="dxa"/>
-              <w:right w:w="0" w:type="dxa"/>
-            </w:tcMar>
-            <w:vAlign w:val="top"/>
-          </w:tcPr>
-          <w:p>
-            <w:pPr>
-              <w:pStyle w:val="Normal"/>
-              <w:jc w:val="center"/>
-              <w:pBdr>
-                <w:bottom w:val="none" w:sz="0" w:space="0" w:color="000000"/>
-                <w:top w:val="none" w:sz="0" w:space="0" w:color="000000"/>
-                <w:left w:val="none" w:sz="0" w:space="0" w:color="000000"/>
-                <w:right w:val="none" w:sz="0" w:space="0" w:color="000000"/>
-              </w:pBdr>
-              <w:spacing w:after="100" w:before="100" w:line="240"/>
-              <w:ind w:left="100" w:right="100" w:firstLine="0" w:firstLineChars="0"/>
-              <w:rPr>
-                <w:rFonts w:ascii="Helvetica" w:hAnsi="Helvetica" w:eastAsia="Helvetica" w:cs="Helvetica"/>
-                <w:i w:val="false"/>
-                <w:b w:val="false"/>
-                <w:u w:val="none"/>
-                <w:sz w:val="22"/>
-                <w:szCs w:val="22"/>
-                <w:color w:val="000000"/>
-              </w:rPr>
-            </w:pPr>
-            <w:r>
-              <w:rPr>
-                <w:rFonts w:ascii="Helvetica" w:hAnsi="Helvetica" w:eastAsia="Helvetica" w:cs="Helvetica"/>
-                <w:i w:val="false"/>
-                <w:b w:val="false"/>
-                <w:u w:val="none"/>
-                <w:sz w:val="22"/>
-                <w:szCs w:val="22"/>
-                <w:color w:val="000000"/>
-              </w:rPr>
-              <w:t xml:space="preserve">-0.56, 1.5</w:t>
-            </w:r>
-          </w:p>
-        </w:tc>
-        <w:tc>
-          <w:tcPr>
-            <w:tcBorders>
-              <w:bottom w:val="none" w:sz="0" w:space="0" w:color="000000"/>
-              <w:top w:val="none" w:sz="0" w:space="0" w:color="000000"/>
-              <w:left w:val="none" w:sz="0" w:space="0" w:color="000000"/>
-              <w:right w:val="none" w:sz="0" w:space="0" w:color="000000"/>
-            </w:tcBorders>
-            <w:shd w:val="clear" w:color="auto" w:fill="FFFFFF"/>
-            <w:tcMar>
-              <w:top w:w="0" w:type="dxa"/>
-              <w:bottom w:w="0" w:type="dxa"/>
-              <w:left w:w="0" w:type="dxa"/>
-              <w:right w:w="0" w:type="dxa"/>
-            </w:tcMar>
-            <w:vAlign w:val="top"/>
-          </w:tcPr>
-          <w:p>
-            <w:pPr>
-              <w:pStyle w:val="Normal"/>
-              <w:jc w:val="center"/>
-              <w:pBdr>
-                <w:bottom w:val="none" w:sz="0" w:space="0" w:color="000000"/>
-                <w:top w:val="none" w:sz="0" w:space="0" w:color="000000"/>
-                <w:left w:val="none" w:sz="0" w:space="0" w:color="000000"/>
-                <w:right w:val="none" w:sz="0" w:space="0" w:color="000000"/>
-              </w:pBdr>
-              <w:spacing w:after="100" w:before="100" w:line="240"/>
-              <w:ind w:left="100" w:right="100" w:firstLine="0" w:firstLineChars="0"/>
-              <w:rPr>
-                <w:rFonts w:ascii="Helvetica" w:hAnsi="Helvetica" w:eastAsia="Helvetica" w:cs="Helvetica"/>
-                <w:i w:val="false"/>
-                <w:b w:val="false"/>
-                <w:u w:val="none"/>
-                <w:sz w:val="22"/>
-                <w:szCs w:val="22"/>
-                <w:color w:val="000000"/>
-              </w:rPr>
-            </w:pPr>
-            <w:r>
-              <w:rPr>
-                <w:rFonts w:ascii="Helvetica" w:hAnsi="Helvetica" w:eastAsia="Helvetica" w:cs="Helvetica"/>
-                <w:i w:val="false"/>
-                <w:b w:val="false"/>
-                <w:u w:val="none"/>
-                <w:sz w:val="22"/>
-                <w:szCs w:val="22"/>
-                <w:color w:val="000000"/>
-              </w:rPr>
-              <w:t xml:space="preserve">0.368</w:t>
+              <w:t xml:space="preserve">0.50</w:t>
+            </w:r>
+          </w:p>
+        </w:tc>
+        <w:tc>
+          <w:tcPr>
+            <w:tcBorders>
+              <w:bottom w:val="none" w:sz="0" w:space="0" w:color="000000"/>
+              <w:top w:val="none" w:sz="0" w:space="0" w:color="000000"/>
+              <w:left w:val="none" w:sz="0" w:space="0" w:color="000000"/>
+              <w:right w:val="none" w:sz="0" w:space="0" w:color="000000"/>
+            </w:tcBorders>
+            <w:shd w:val="clear" w:color="auto" w:fill="FFFFFF"/>
+            <w:tcMar>
+              <w:top w:w="0" w:type="dxa"/>
+              <w:bottom w:w="0" w:type="dxa"/>
+              <w:left w:w="0" w:type="dxa"/>
+              <w:right w:w="0" w:type="dxa"/>
+            </w:tcMar>
+            <w:vAlign w:val="top"/>
+          </w:tcPr>
+          <w:p>
+            <w:pPr>
+              <w:pStyle w:val="Normal"/>
+              <w:jc w:val="center"/>
+              <w:pBdr>
+                <w:bottom w:val="none" w:sz="0" w:space="0" w:color="000000"/>
+                <w:top w:val="none" w:sz="0" w:space="0" w:color="000000"/>
+                <w:left w:val="none" w:sz="0" w:space="0" w:color="000000"/>
+                <w:right w:val="none" w:sz="0" w:space="0" w:color="000000"/>
+              </w:pBdr>
+              <w:spacing w:after="100" w:before="100" w:line="240"/>
+              <w:ind w:left="100" w:right="100" w:firstLine="0" w:firstLineChars="0"/>
+              <w:rPr>
+                <w:rFonts w:ascii="Helvetica" w:hAnsi="Helvetica" w:eastAsia="Helvetica" w:cs="Helvetica"/>
+                <w:i w:val="false"/>
+                <w:b w:val="false"/>
+                <w:u w:val="none"/>
+                <w:sz w:val="22"/>
+                <w:szCs w:val="22"/>
+                <w:color w:val="000000"/>
+              </w:rPr>
+            </w:pPr>
+            <w:r>
+              <w:rPr>
+                <w:rFonts w:ascii="Helvetica" w:hAnsi="Helvetica" w:eastAsia="Helvetica" w:cs="Helvetica"/>
+                <w:i w:val="false"/>
+                <w:b w:val="false"/>
+                <w:u w:val="none"/>
+                <w:sz w:val="22"/>
+                <w:szCs w:val="22"/>
+                <w:color w:val="000000"/>
+              </w:rPr>
+              <w:t xml:space="preserve">-0.52, 1.5</w:t>
+            </w:r>
+          </w:p>
+        </w:tc>
+        <w:tc>
+          <w:tcPr>
+            <w:tcBorders>
+              <w:bottom w:val="none" w:sz="0" w:space="0" w:color="000000"/>
+              <w:top w:val="none" w:sz="0" w:space="0" w:color="000000"/>
+              <w:left w:val="none" w:sz="0" w:space="0" w:color="000000"/>
+              <w:right w:val="none" w:sz="0" w:space="0" w:color="000000"/>
+            </w:tcBorders>
+            <w:shd w:val="clear" w:color="auto" w:fill="FFFFFF"/>
+            <w:tcMar>
+              <w:top w:w="0" w:type="dxa"/>
+              <w:bottom w:w="0" w:type="dxa"/>
+              <w:left w:w="0" w:type="dxa"/>
+              <w:right w:w="0" w:type="dxa"/>
+            </w:tcMar>
+            <w:vAlign w:val="top"/>
+          </w:tcPr>
+          <w:p>
+            <w:pPr>
+              <w:pStyle w:val="Normal"/>
+              <w:jc w:val="center"/>
+              <w:pBdr>
+                <w:bottom w:val="none" w:sz="0" w:space="0" w:color="000000"/>
+                <w:top w:val="none" w:sz="0" w:space="0" w:color="000000"/>
+                <w:left w:val="none" w:sz="0" w:space="0" w:color="000000"/>
+                <w:right w:val="none" w:sz="0" w:space="0" w:color="000000"/>
+              </w:pBdr>
+              <w:spacing w:after="100" w:before="100" w:line="240"/>
+              <w:ind w:left="100" w:right="100" w:firstLine="0" w:firstLineChars="0"/>
+              <w:rPr>
+                <w:rFonts w:ascii="Helvetica" w:hAnsi="Helvetica" w:eastAsia="Helvetica" w:cs="Helvetica"/>
+                <w:i w:val="false"/>
+                <w:b w:val="false"/>
+                <w:u w:val="none"/>
+                <w:sz w:val="22"/>
+                <w:szCs w:val="22"/>
+                <w:color w:val="000000"/>
+              </w:rPr>
+            </w:pPr>
+            <w:r>
+              <w:rPr>
+                <w:rFonts w:ascii="Helvetica" w:hAnsi="Helvetica" w:eastAsia="Helvetica" w:cs="Helvetica"/>
+                <w:i w:val="false"/>
+                <w:b w:val="false"/>
+                <w:u w:val="none"/>
+                <w:sz w:val="22"/>
+                <w:szCs w:val="22"/>
+                <w:color w:val="000000"/>
+              </w:rPr>
+              <w:t xml:space="preserve">0.333</w:t>
             </w:r>
           </w:p>
         </w:tc>
@@ -5907,113 +5907,113 @@
                 <w:szCs w:val="22"/>
                 <w:color w:val="000000"/>
               </w:rPr>
-              <w:t xml:space="preserve">-1.2</w:t>
-            </w:r>
-          </w:p>
-        </w:tc>
-        <w:tc>
-          <w:tcPr>
-            <w:tcBorders>
-              <w:bottom w:val="none" w:sz="0" w:space="0" w:color="000000"/>
-              <w:top w:val="none" w:sz="0" w:space="0" w:color="000000"/>
-              <w:left w:val="none" w:sz="0" w:space="0" w:color="000000"/>
-              <w:right w:val="none" w:sz="0" w:space="0" w:color="000000"/>
-            </w:tcBorders>
-            <w:shd w:val="clear" w:color="auto" w:fill="FFFFFF"/>
-            <w:tcMar>
-              <w:top w:w="0" w:type="dxa"/>
-              <w:bottom w:w="0" w:type="dxa"/>
-              <w:left w:w="0" w:type="dxa"/>
-              <w:right w:w="0" w:type="dxa"/>
-            </w:tcMar>
-            <w:vAlign w:val="top"/>
-          </w:tcPr>
-          <w:p>
-            <w:pPr>
-              <w:pStyle w:val="Normal"/>
-              <w:jc w:val="center"/>
-              <w:pBdr>
-                <w:bottom w:val="none" w:sz="0" w:space="0" w:color="000000"/>
-                <w:top w:val="none" w:sz="0" w:space="0" w:color="000000"/>
-                <w:left w:val="none" w:sz="0" w:space="0" w:color="000000"/>
-                <w:right w:val="none" w:sz="0" w:space="0" w:color="000000"/>
-              </w:pBdr>
-              <w:spacing w:after="100" w:before="100" w:line="240"/>
-              <w:ind w:left="100" w:right="100" w:firstLine="0" w:firstLineChars="0"/>
-              <w:rPr>
-                <w:rFonts w:ascii="Helvetica" w:hAnsi="Helvetica" w:eastAsia="Helvetica" w:cs="Helvetica"/>
-                <w:i w:val="false"/>
-                <w:b w:val="false"/>
-                <w:u w:val="none"/>
-                <w:sz w:val="22"/>
-                <w:szCs w:val="22"/>
-                <w:color w:val="000000"/>
-              </w:rPr>
-            </w:pPr>
-            <w:r>
-              <w:rPr>
-                <w:rFonts w:ascii="Helvetica" w:hAnsi="Helvetica" w:eastAsia="Helvetica" w:cs="Helvetica"/>
-                <w:i w:val="false"/>
-                <w:b w:val="false"/>
-                <w:u w:val="none"/>
-                <w:sz w:val="22"/>
-                <w:szCs w:val="22"/>
-                <w:color w:val="000000"/>
-              </w:rPr>
-              <w:t xml:space="preserve">-7.0, 4.6</w:t>
-            </w:r>
-          </w:p>
-        </w:tc>
-        <w:tc>
-          <w:tcPr>
-            <w:tcBorders>
-              <w:bottom w:val="none" w:sz="0" w:space="0" w:color="000000"/>
-              <w:top w:val="none" w:sz="0" w:space="0" w:color="000000"/>
-              <w:left w:val="none" w:sz="0" w:space="0" w:color="000000"/>
-              <w:right w:val="none" w:sz="0" w:space="0" w:color="000000"/>
-            </w:tcBorders>
-            <w:shd w:val="clear" w:color="auto" w:fill="FFFFFF"/>
-            <w:tcMar>
-              <w:top w:w="0" w:type="dxa"/>
-              <w:bottom w:w="0" w:type="dxa"/>
-              <w:left w:w="0" w:type="dxa"/>
-              <w:right w:w="0" w:type="dxa"/>
-            </w:tcMar>
-            <w:vAlign w:val="top"/>
-          </w:tcPr>
-          <w:p>
-            <w:pPr>
-              <w:pStyle w:val="Normal"/>
-              <w:jc w:val="center"/>
-              <w:pBdr>
-                <w:bottom w:val="none" w:sz="0" w:space="0" w:color="000000"/>
-                <w:top w:val="none" w:sz="0" w:space="0" w:color="000000"/>
-                <w:left w:val="none" w:sz="0" w:space="0" w:color="000000"/>
-                <w:right w:val="none" w:sz="0" w:space="0" w:color="000000"/>
-              </w:pBdr>
-              <w:spacing w:after="100" w:before="100" w:line="240"/>
-              <w:ind w:left="100" w:right="100" w:firstLine="0" w:firstLineChars="0"/>
-              <w:rPr>
-                <w:rFonts w:ascii="Helvetica" w:hAnsi="Helvetica" w:eastAsia="Helvetica" w:cs="Helvetica"/>
-                <w:i w:val="false"/>
-                <w:b w:val="false"/>
-                <w:u w:val="none"/>
-                <w:sz w:val="22"/>
-                <w:szCs w:val="22"/>
-                <w:color w:val="000000"/>
-              </w:rPr>
-            </w:pPr>
-            <w:r>
-              <w:rPr>
-                <w:rFonts w:ascii="Helvetica" w:hAnsi="Helvetica" w:eastAsia="Helvetica" w:cs="Helvetica"/>
-                <w:i w:val="false"/>
-                <w:b w:val="false"/>
-                <w:u w:val="none"/>
-                <w:sz w:val="22"/>
-                <w:szCs w:val="22"/>
-                <w:color w:val="000000"/>
-              </w:rPr>
-              <w:t xml:space="preserve">0.673</w:t>
+              <w:t xml:space="preserve">-0.95</w:t>
+            </w:r>
+          </w:p>
+        </w:tc>
+        <w:tc>
+          <w:tcPr>
+            <w:tcBorders>
+              <w:bottom w:val="none" w:sz="0" w:space="0" w:color="000000"/>
+              <w:top w:val="none" w:sz="0" w:space="0" w:color="000000"/>
+              <w:left w:val="none" w:sz="0" w:space="0" w:color="000000"/>
+              <w:right w:val="none" w:sz="0" w:space="0" w:color="000000"/>
+            </w:tcBorders>
+            <w:shd w:val="clear" w:color="auto" w:fill="FFFFFF"/>
+            <w:tcMar>
+              <w:top w:w="0" w:type="dxa"/>
+              <w:bottom w:w="0" w:type="dxa"/>
+              <w:left w:w="0" w:type="dxa"/>
+              <w:right w:w="0" w:type="dxa"/>
+            </w:tcMar>
+            <w:vAlign w:val="top"/>
+          </w:tcPr>
+          <w:p>
+            <w:pPr>
+              <w:pStyle w:val="Normal"/>
+              <w:jc w:val="center"/>
+              <w:pBdr>
+                <w:bottom w:val="none" w:sz="0" w:space="0" w:color="000000"/>
+                <w:top w:val="none" w:sz="0" w:space="0" w:color="000000"/>
+                <w:left w:val="none" w:sz="0" w:space="0" w:color="000000"/>
+                <w:right w:val="none" w:sz="0" w:space="0" w:color="000000"/>
+              </w:pBdr>
+              <w:spacing w:after="100" w:before="100" w:line="240"/>
+              <w:ind w:left="100" w:right="100" w:firstLine="0" w:firstLineChars="0"/>
+              <w:rPr>
+                <w:rFonts w:ascii="Helvetica" w:hAnsi="Helvetica" w:eastAsia="Helvetica" w:cs="Helvetica"/>
+                <w:i w:val="false"/>
+                <w:b w:val="false"/>
+                <w:u w:val="none"/>
+                <w:sz w:val="22"/>
+                <w:szCs w:val="22"/>
+                <w:color w:val="000000"/>
+              </w:rPr>
+            </w:pPr>
+            <w:r>
+              <w:rPr>
+                <w:rFonts w:ascii="Helvetica" w:hAnsi="Helvetica" w:eastAsia="Helvetica" w:cs="Helvetica"/>
+                <w:i w:val="false"/>
+                <w:b w:val="false"/>
+                <w:u w:val="none"/>
+                <w:sz w:val="22"/>
+                <w:szCs w:val="22"/>
+                <w:color w:val="000000"/>
+              </w:rPr>
+              <w:t xml:space="preserve">-6.7, 4.8</w:t>
+            </w:r>
+          </w:p>
+        </w:tc>
+        <w:tc>
+          <w:tcPr>
+            <w:tcBorders>
+              <w:bottom w:val="none" w:sz="0" w:space="0" w:color="000000"/>
+              <w:top w:val="none" w:sz="0" w:space="0" w:color="000000"/>
+              <w:left w:val="none" w:sz="0" w:space="0" w:color="000000"/>
+              <w:right w:val="none" w:sz="0" w:space="0" w:color="000000"/>
+            </w:tcBorders>
+            <w:shd w:val="clear" w:color="auto" w:fill="FFFFFF"/>
+            <w:tcMar>
+              <w:top w:w="0" w:type="dxa"/>
+              <w:bottom w:w="0" w:type="dxa"/>
+              <w:left w:w="0" w:type="dxa"/>
+              <w:right w:w="0" w:type="dxa"/>
+            </w:tcMar>
+            <w:vAlign w:val="top"/>
+          </w:tcPr>
+          <w:p>
+            <w:pPr>
+              <w:pStyle w:val="Normal"/>
+              <w:jc w:val="center"/>
+              <w:pBdr>
+                <w:bottom w:val="none" w:sz="0" w:space="0" w:color="000000"/>
+                <w:top w:val="none" w:sz="0" w:space="0" w:color="000000"/>
+                <w:left w:val="none" w:sz="0" w:space="0" w:color="000000"/>
+                <w:right w:val="none" w:sz="0" w:space="0" w:color="000000"/>
+              </w:pBdr>
+              <w:spacing w:after="100" w:before="100" w:line="240"/>
+              <w:ind w:left="100" w:right="100" w:firstLine="0" w:firstLineChars="0"/>
+              <w:rPr>
+                <w:rFonts w:ascii="Helvetica" w:hAnsi="Helvetica" w:eastAsia="Helvetica" w:cs="Helvetica"/>
+                <w:i w:val="false"/>
+                <w:b w:val="false"/>
+                <w:u w:val="none"/>
+                <w:sz w:val="22"/>
+                <w:szCs w:val="22"/>
+                <w:color w:val="000000"/>
+              </w:rPr>
+            </w:pPr>
+            <w:r>
+              <w:rPr>
+                <w:rFonts w:ascii="Helvetica" w:hAnsi="Helvetica" w:eastAsia="Helvetica" w:cs="Helvetica"/>
+                <w:i w:val="false"/>
+                <w:b w:val="false"/>
+                <w:u w:val="none"/>
+                <w:sz w:val="22"/>
+                <w:szCs w:val="22"/>
+                <w:color w:val="000000"/>
+              </w:rPr>
+              <w:t xml:space="preserve">0.743</w:t>
             </w:r>
           </w:p>
         </w:tc>
@@ -7356,113 +7356,113 @@
                 <w:szCs w:val="22"/>
                 <w:color w:val="000000"/>
               </w:rPr>
-              <w:t xml:space="preserve">0.15</w:t>
-            </w:r>
-          </w:p>
-        </w:tc>
-        <w:tc>
-          <w:tcPr>
-            <w:tcBorders>
-              <w:bottom w:val="none" w:sz="0" w:space="0" w:color="000000"/>
-              <w:top w:val="none" w:sz="0" w:space="0" w:color="000000"/>
-              <w:left w:val="none" w:sz="0" w:space="0" w:color="000000"/>
-              <w:right w:val="none" w:sz="0" w:space="0" w:color="000000"/>
-            </w:tcBorders>
-            <w:shd w:val="clear" w:color="auto" w:fill="FFFFFF"/>
-            <w:tcMar>
-              <w:top w:w="0" w:type="dxa"/>
-              <w:bottom w:w="0" w:type="dxa"/>
-              <w:left w:w="0" w:type="dxa"/>
-              <w:right w:w="0" w:type="dxa"/>
-            </w:tcMar>
-            <w:vAlign w:val="top"/>
-          </w:tcPr>
-          <w:p>
-            <w:pPr>
-              <w:pStyle w:val="Normal"/>
-              <w:jc w:val="center"/>
-              <w:pBdr>
-                <w:bottom w:val="none" w:sz="0" w:space="0" w:color="000000"/>
-                <w:top w:val="none" w:sz="0" w:space="0" w:color="000000"/>
-                <w:left w:val="none" w:sz="0" w:space="0" w:color="000000"/>
-                <w:right w:val="none" w:sz="0" w:space="0" w:color="000000"/>
-              </w:pBdr>
-              <w:spacing w:after="100" w:before="100" w:line="240"/>
-              <w:ind w:left="100" w:right="100" w:firstLine="0" w:firstLineChars="0"/>
-              <w:rPr>
-                <w:rFonts w:ascii="Helvetica" w:hAnsi="Helvetica" w:eastAsia="Helvetica" w:cs="Helvetica"/>
-                <w:i w:val="false"/>
-                <w:b w:val="false"/>
-                <w:u w:val="none"/>
-                <w:sz w:val="22"/>
-                <w:szCs w:val="22"/>
-                <w:color w:val="000000"/>
-              </w:rPr>
-            </w:pPr>
-            <w:r>
-              <w:rPr>
-                <w:rFonts w:ascii="Helvetica" w:hAnsi="Helvetica" w:eastAsia="Helvetica" w:cs="Helvetica"/>
-                <w:i w:val="false"/>
-                <w:b w:val="false"/>
-                <w:u w:val="none"/>
-                <w:sz w:val="22"/>
-                <w:szCs w:val="22"/>
-                <w:color w:val="000000"/>
-              </w:rPr>
-              <w:t xml:space="preserve">-14, 14</w:t>
-            </w:r>
-          </w:p>
-        </w:tc>
-        <w:tc>
-          <w:tcPr>
-            <w:tcBorders>
-              <w:bottom w:val="none" w:sz="0" w:space="0" w:color="000000"/>
-              <w:top w:val="none" w:sz="0" w:space="0" w:color="000000"/>
-              <w:left w:val="none" w:sz="0" w:space="0" w:color="000000"/>
-              <w:right w:val="none" w:sz="0" w:space="0" w:color="000000"/>
-            </w:tcBorders>
-            <w:shd w:val="clear" w:color="auto" w:fill="FFFFFF"/>
-            <w:tcMar>
-              <w:top w:w="0" w:type="dxa"/>
-              <w:bottom w:w="0" w:type="dxa"/>
-              <w:left w:w="0" w:type="dxa"/>
-              <w:right w:w="0" w:type="dxa"/>
-            </w:tcMar>
-            <w:vAlign w:val="top"/>
-          </w:tcPr>
-          <w:p>
-            <w:pPr>
-              <w:pStyle w:val="Normal"/>
-              <w:jc w:val="center"/>
-              <w:pBdr>
-                <w:bottom w:val="none" w:sz="0" w:space="0" w:color="000000"/>
-                <w:top w:val="none" w:sz="0" w:space="0" w:color="000000"/>
-                <w:left w:val="none" w:sz="0" w:space="0" w:color="000000"/>
-                <w:right w:val="none" w:sz="0" w:space="0" w:color="000000"/>
-              </w:pBdr>
-              <w:spacing w:after="100" w:before="100" w:line="240"/>
-              <w:ind w:left="100" w:right="100" w:firstLine="0" w:firstLineChars="0"/>
-              <w:rPr>
-                <w:rFonts w:ascii="Helvetica" w:hAnsi="Helvetica" w:eastAsia="Helvetica" w:cs="Helvetica"/>
-                <w:i w:val="false"/>
-                <w:b w:val="false"/>
-                <w:u w:val="none"/>
-                <w:sz w:val="22"/>
-                <w:szCs w:val="22"/>
-                <w:color w:val="000000"/>
-              </w:rPr>
-            </w:pPr>
-            <w:r>
-              <w:rPr>
-                <w:rFonts w:ascii="Helvetica" w:hAnsi="Helvetica" w:eastAsia="Helvetica" w:cs="Helvetica"/>
-                <w:i w:val="false"/>
-                <w:b w:val="false"/>
-                <w:u w:val="none"/>
-                <w:sz w:val="22"/>
-                <w:szCs w:val="22"/>
-                <w:color w:val="000000"/>
-              </w:rPr>
-              <w:t xml:space="preserve">0.984</w:t>
+              <w:t xml:space="preserve">0.77</w:t>
+            </w:r>
+          </w:p>
+        </w:tc>
+        <w:tc>
+          <w:tcPr>
+            <w:tcBorders>
+              <w:bottom w:val="none" w:sz="0" w:space="0" w:color="000000"/>
+              <w:top w:val="none" w:sz="0" w:space="0" w:color="000000"/>
+              <w:left w:val="none" w:sz="0" w:space="0" w:color="000000"/>
+              <w:right w:val="none" w:sz="0" w:space="0" w:color="000000"/>
+            </w:tcBorders>
+            <w:shd w:val="clear" w:color="auto" w:fill="FFFFFF"/>
+            <w:tcMar>
+              <w:top w:w="0" w:type="dxa"/>
+              <w:bottom w:w="0" w:type="dxa"/>
+              <w:left w:w="0" w:type="dxa"/>
+              <w:right w:w="0" w:type="dxa"/>
+            </w:tcMar>
+            <w:vAlign w:val="top"/>
+          </w:tcPr>
+          <w:p>
+            <w:pPr>
+              <w:pStyle w:val="Normal"/>
+              <w:jc w:val="center"/>
+              <w:pBdr>
+                <w:bottom w:val="none" w:sz="0" w:space="0" w:color="000000"/>
+                <w:top w:val="none" w:sz="0" w:space="0" w:color="000000"/>
+                <w:left w:val="none" w:sz="0" w:space="0" w:color="000000"/>
+                <w:right w:val="none" w:sz="0" w:space="0" w:color="000000"/>
+              </w:pBdr>
+              <w:spacing w:after="100" w:before="100" w:line="240"/>
+              <w:ind w:left="100" w:right="100" w:firstLine="0" w:firstLineChars="0"/>
+              <w:rPr>
+                <w:rFonts w:ascii="Helvetica" w:hAnsi="Helvetica" w:eastAsia="Helvetica" w:cs="Helvetica"/>
+                <w:i w:val="false"/>
+                <w:b w:val="false"/>
+                <w:u w:val="none"/>
+                <w:sz w:val="22"/>
+                <w:szCs w:val="22"/>
+                <w:color w:val="000000"/>
+              </w:rPr>
+            </w:pPr>
+            <w:r>
+              <w:rPr>
+                <w:rFonts w:ascii="Helvetica" w:hAnsi="Helvetica" w:eastAsia="Helvetica" w:cs="Helvetica"/>
+                <w:i w:val="false"/>
+                <w:b w:val="false"/>
+                <w:u w:val="none"/>
+                <w:sz w:val="22"/>
+                <w:szCs w:val="22"/>
+                <w:color w:val="000000"/>
+              </w:rPr>
+              <w:t xml:space="preserve">-13, 15</w:t>
+            </w:r>
+          </w:p>
+        </w:tc>
+        <w:tc>
+          <w:tcPr>
+            <w:tcBorders>
+              <w:bottom w:val="none" w:sz="0" w:space="0" w:color="000000"/>
+              <w:top w:val="none" w:sz="0" w:space="0" w:color="000000"/>
+              <w:left w:val="none" w:sz="0" w:space="0" w:color="000000"/>
+              <w:right w:val="none" w:sz="0" w:space="0" w:color="000000"/>
+            </w:tcBorders>
+            <w:shd w:val="clear" w:color="auto" w:fill="FFFFFF"/>
+            <w:tcMar>
+              <w:top w:w="0" w:type="dxa"/>
+              <w:bottom w:w="0" w:type="dxa"/>
+              <w:left w:w="0" w:type="dxa"/>
+              <w:right w:w="0" w:type="dxa"/>
+            </w:tcMar>
+            <w:vAlign w:val="top"/>
+          </w:tcPr>
+          <w:p>
+            <w:pPr>
+              <w:pStyle w:val="Normal"/>
+              <w:jc w:val="center"/>
+              <w:pBdr>
+                <w:bottom w:val="none" w:sz="0" w:space="0" w:color="000000"/>
+                <w:top w:val="none" w:sz="0" w:space="0" w:color="000000"/>
+                <w:left w:val="none" w:sz="0" w:space="0" w:color="000000"/>
+                <w:right w:val="none" w:sz="0" w:space="0" w:color="000000"/>
+              </w:pBdr>
+              <w:spacing w:after="100" w:before="100" w:line="240"/>
+              <w:ind w:left="100" w:right="100" w:firstLine="0" w:firstLineChars="0"/>
+              <w:rPr>
+                <w:rFonts w:ascii="Helvetica" w:hAnsi="Helvetica" w:eastAsia="Helvetica" w:cs="Helvetica"/>
+                <w:i w:val="false"/>
+                <w:b w:val="false"/>
+                <w:u w:val="none"/>
+                <w:sz w:val="22"/>
+                <w:szCs w:val="22"/>
+                <w:color w:val="000000"/>
+              </w:rPr>
+            </w:pPr>
+            <w:r>
+              <w:rPr>
+                <w:rFonts w:ascii="Helvetica" w:hAnsi="Helvetica" w:eastAsia="Helvetica" w:cs="Helvetica"/>
+                <w:i w:val="false"/>
+                <w:b w:val="false"/>
+                <w:u w:val="none"/>
+                <w:sz w:val="22"/>
+                <w:szCs w:val="22"/>
+                <w:color w:val="000000"/>
+              </w:rPr>
+              <w:t xml:space="preserve">0.914</w:t>
             </w:r>
           </w:p>
         </w:tc>
@@ -7839,113 +7839,113 @@
                 <w:szCs w:val="22"/>
                 <w:color w:val="000000"/>
               </w:rPr>
-              <w:t xml:space="preserve">18</w:t>
-            </w:r>
-          </w:p>
-        </w:tc>
-        <w:tc>
-          <w:tcPr>
-            <w:tcBorders>
-              <w:bottom w:val="none" w:sz="0" w:space="0" w:color="000000"/>
-              <w:top w:val="none" w:sz="0" w:space="0" w:color="000000"/>
-              <w:left w:val="none" w:sz="0" w:space="0" w:color="000000"/>
-              <w:right w:val="none" w:sz="0" w:space="0" w:color="000000"/>
-            </w:tcBorders>
-            <w:shd w:val="clear" w:color="auto" w:fill="FFFFFF"/>
-            <w:tcMar>
-              <w:top w:w="0" w:type="dxa"/>
-              <w:bottom w:w="0" w:type="dxa"/>
-              <w:left w:w="0" w:type="dxa"/>
-              <w:right w:w="0" w:type="dxa"/>
-            </w:tcMar>
-            <w:vAlign w:val="top"/>
-          </w:tcPr>
-          <w:p>
-            <w:pPr>
-              <w:pStyle w:val="Normal"/>
-              <w:jc w:val="center"/>
-              <w:pBdr>
-                <w:bottom w:val="none" w:sz="0" w:space="0" w:color="000000"/>
-                <w:top w:val="none" w:sz="0" w:space="0" w:color="000000"/>
-                <w:left w:val="none" w:sz="0" w:space="0" w:color="000000"/>
-                <w:right w:val="none" w:sz="0" w:space="0" w:color="000000"/>
-              </w:pBdr>
-              <w:spacing w:after="100" w:before="100" w:line="240"/>
-              <w:ind w:left="100" w:right="100" w:firstLine="0" w:firstLineChars="0"/>
-              <w:rPr>
-                <w:rFonts w:ascii="Helvetica" w:hAnsi="Helvetica" w:eastAsia="Helvetica" w:cs="Helvetica"/>
-                <w:i w:val="false"/>
-                <w:b w:val="false"/>
-                <w:u w:val="none"/>
-                <w:sz w:val="22"/>
-                <w:szCs w:val="22"/>
-                <w:color w:val="000000"/>
-              </w:rPr>
-            </w:pPr>
-            <w:r>
-              <w:rPr>
-                <w:rFonts w:ascii="Helvetica" w:hAnsi="Helvetica" w:eastAsia="Helvetica" w:cs="Helvetica"/>
-                <w:i w:val="false"/>
-                <w:b w:val="false"/>
-                <w:u w:val="none"/>
-                <w:sz w:val="22"/>
-                <w:szCs w:val="22"/>
-                <w:color w:val="000000"/>
-              </w:rPr>
-              <w:t xml:space="preserve">0.48, 35</w:t>
-            </w:r>
-          </w:p>
-        </w:tc>
-        <w:tc>
-          <w:tcPr>
-            <w:tcBorders>
-              <w:bottom w:val="none" w:sz="0" w:space="0" w:color="000000"/>
-              <w:top w:val="none" w:sz="0" w:space="0" w:color="000000"/>
-              <w:left w:val="none" w:sz="0" w:space="0" w:color="000000"/>
-              <w:right w:val="none" w:sz="0" w:space="0" w:color="000000"/>
-            </w:tcBorders>
-            <w:shd w:val="clear" w:color="auto" w:fill="FFFFFF"/>
-            <w:tcMar>
-              <w:top w:w="0" w:type="dxa"/>
-              <w:bottom w:w="0" w:type="dxa"/>
-              <w:left w:w="0" w:type="dxa"/>
-              <w:right w:w="0" w:type="dxa"/>
-            </w:tcMar>
-            <w:vAlign w:val="top"/>
-          </w:tcPr>
-          <w:p>
-            <w:pPr>
-              <w:pStyle w:val="Normal"/>
-              <w:jc w:val="center"/>
-              <w:pBdr>
-                <w:bottom w:val="none" w:sz="0" w:space="0" w:color="000000"/>
-                <w:top w:val="none" w:sz="0" w:space="0" w:color="000000"/>
-                <w:left w:val="none" w:sz="0" w:space="0" w:color="000000"/>
-                <w:right w:val="none" w:sz="0" w:space="0" w:color="000000"/>
-              </w:pBdr>
-              <w:spacing w:after="100" w:before="100" w:line="240"/>
-              <w:ind w:left="100" w:right="100" w:firstLine="0" w:firstLineChars="0"/>
-              <w:rPr>
-                <w:rFonts w:ascii="Helvetica" w:hAnsi="Helvetica" w:eastAsia="Helvetica" w:cs="Helvetica"/>
-                <w:i w:val="false"/>
-                <w:b w:val="false"/>
-                <w:u w:val="none"/>
-                <w:sz w:val="22"/>
-                <w:szCs w:val="22"/>
-                <w:color w:val="000000"/>
-              </w:rPr>
-            </w:pPr>
-            <w:r>
-              <w:rPr>
-                <w:rFonts w:ascii="Helvetica" w:hAnsi="Helvetica" w:eastAsia="Helvetica" w:cs="Helvetica"/>
-                <w:i w:val="false"/>
-                <w:b w:val="false"/>
-                <w:u w:val="none"/>
-                <w:sz w:val="22"/>
-                <w:szCs w:val="22"/>
-                <w:color w:val="000000"/>
-              </w:rPr>
-              <w:t xml:space="preserve">0.044</w:t>
+              <w:t xml:space="preserve">17</w:t>
+            </w:r>
+          </w:p>
+        </w:tc>
+        <w:tc>
+          <w:tcPr>
+            <w:tcBorders>
+              <w:bottom w:val="none" w:sz="0" w:space="0" w:color="000000"/>
+              <w:top w:val="none" w:sz="0" w:space="0" w:color="000000"/>
+              <w:left w:val="none" w:sz="0" w:space="0" w:color="000000"/>
+              <w:right w:val="none" w:sz="0" w:space="0" w:color="000000"/>
+            </w:tcBorders>
+            <w:shd w:val="clear" w:color="auto" w:fill="FFFFFF"/>
+            <w:tcMar>
+              <w:top w:w="0" w:type="dxa"/>
+              <w:bottom w:w="0" w:type="dxa"/>
+              <w:left w:w="0" w:type="dxa"/>
+              <w:right w:w="0" w:type="dxa"/>
+            </w:tcMar>
+            <w:vAlign w:val="top"/>
+          </w:tcPr>
+          <w:p>
+            <w:pPr>
+              <w:pStyle w:val="Normal"/>
+              <w:jc w:val="center"/>
+              <w:pBdr>
+                <w:bottom w:val="none" w:sz="0" w:space="0" w:color="000000"/>
+                <w:top w:val="none" w:sz="0" w:space="0" w:color="000000"/>
+                <w:left w:val="none" w:sz="0" w:space="0" w:color="000000"/>
+                <w:right w:val="none" w:sz="0" w:space="0" w:color="000000"/>
+              </w:pBdr>
+              <w:spacing w:after="100" w:before="100" w:line="240"/>
+              <w:ind w:left="100" w:right="100" w:firstLine="0" w:firstLineChars="0"/>
+              <w:rPr>
+                <w:rFonts w:ascii="Helvetica" w:hAnsi="Helvetica" w:eastAsia="Helvetica" w:cs="Helvetica"/>
+                <w:i w:val="false"/>
+                <w:b w:val="false"/>
+                <w:u w:val="none"/>
+                <w:sz w:val="22"/>
+                <w:szCs w:val="22"/>
+                <w:color w:val="000000"/>
+              </w:rPr>
+            </w:pPr>
+            <w:r>
+              <w:rPr>
+                <w:rFonts w:ascii="Helvetica" w:hAnsi="Helvetica" w:eastAsia="Helvetica" w:cs="Helvetica"/>
+                <w:i w:val="false"/>
+                <w:b w:val="false"/>
+                <w:u w:val="none"/>
+                <w:sz w:val="22"/>
+                <w:szCs w:val="22"/>
+                <w:color w:val="000000"/>
+              </w:rPr>
+              <w:t xml:space="preserve">0.03, 34</w:t>
+            </w:r>
+          </w:p>
+        </w:tc>
+        <w:tc>
+          <w:tcPr>
+            <w:tcBorders>
+              <w:bottom w:val="none" w:sz="0" w:space="0" w:color="000000"/>
+              <w:top w:val="none" w:sz="0" w:space="0" w:color="000000"/>
+              <w:left w:val="none" w:sz="0" w:space="0" w:color="000000"/>
+              <w:right w:val="none" w:sz="0" w:space="0" w:color="000000"/>
+            </w:tcBorders>
+            <w:shd w:val="clear" w:color="auto" w:fill="FFFFFF"/>
+            <w:tcMar>
+              <w:top w:w="0" w:type="dxa"/>
+              <w:bottom w:w="0" w:type="dxa"/>
+              <w:left w:w="0" w:type="dxa"/>
+              <w:right w:w="0" w:type="dxa"/>
+            </w:tcMar>
+            <w:vAlign w:val="top"/>
+          </w:tcPr>
+          <w:p>
+            <w:pPr>
+              <w:pStyle w:val="Normal"/>
+              <w:jc w:val="center"/>
+              <w:pBdr>
+                <w:bottom w:val="none" w:sz="0" w:space="0" w:color="000000"/>
+                <w:top w:val="none" w:sz="0" w:space="0" w:color="000000"/>
+                <w:left w:val="none" w:sz="0" w:space="0" w:color="000000"/>
+                <w:right w:val="none" w:sz="0" w:space="0" w:color="000000"/>
+              </w:pBdr>
+              <w:spacing w:after="100" w:before="100" w:line="240"/>
+              <w:ind w:left="100" w:right="100" w:firstLine="0" w:firstLineChars="0"/>
+              <w:rPr>
+                <w:rFonts w:ascii="Helvetica" w:hAnsi="Helvetica" w:eastAsia="Helvetica" w:cs="Helvetica"/>
+                <w:i w:val="false"/>
+                <w:b w:val="false"/>
+                <w:u w:val="none"/>
+                <w:sz w:val="22"/>
+                <w:szCs w:val="22"/>
+                <w:color w:val="000000"/>
+              </w:rPr>
+            </w:pPr>
+            <w:r>
+              <w:rPr>
+                <w:rFonts w:ascii="Helvetica" w:hAnsi="Helvetica" w:eastAsia="Helvetica" w:cs="Helvetica"/>
+                <w:i w:val="false"/>
+                <w:b w:val="false"/>
+                <w:u w:val="none"/>
+                <w:sz w:val="22"/>
+                <w:szCs w:val="22"/>
+                <w:color w:val="000000"/>
+              </w:rPr>
+              <w:t xml:space="preserve">0.050</w:t>
             </w:r>
           </w:p>
         </w:tc>
@@ -8322,113 +8322,113 @@
                 <w:szCs w:val="22"/>
                 <w:color w:val="000000"/>
               </w:rPr>
-              <w:t xml:space="preserve">3.6</w:t>
-            </w:r>
-          </w:p>
-        </w:tc>
-        <w:tc>
-          <w:tcPr>
-            <w:tcBorders>
-              <w:bottom w:val="none" w:sz="0" w:space="0" w:color="000000"/>
-              <w:top w:val="none" w:sz="0" w:space="0" w:color="000000"/>
-              <w:left w:val="none" w:sz="0" w:space="0" w:color="000000"/>
-              <w:right w:val="none" w:sz="0" w:space="0" w:color="000000"/>
-            </w:tcBorders>
-            <w:shd w:val="clear" w:color="auto" w:fill="FFFFFF"/>
-            <w:tcMar>
-              <w:top w:w="0" w:type="dxa"/>
-              <w:bottom w:w="0" w:type="dxa"/>
-              <w:left w:w="0" w:type="dxa"/>
-              <w:right w:w="0" w:type="dxa"/>
-            </w:tcMar>
-            <w:vAlign w:val="top"/>
-          </w:tcPr>
-          <w:p>
-            <w:pPr>
-              <w:pStyle w:val="Normal"/>
-              <w:jc w:val="center"/>
-              <w:pBdr>
-                <w:bottom w:val="none" w:sz="0" w:space="0" w:color="000000"/>
-                <w:top w:val="none" w:sz="0" w:space="0" w:color="000000"/>
-                <w:left w:val="none" w:sz="0" w:space="0" w:color="000000"/>
-                <w:right w:val="none" w:sz="0" w:space="0" w:color="000000"/>
-              </w:pBdr>
-              <w:spacing w:after="100" w:before="100" w:line="240"/>
-              <w:ind w:left="100" w:right="100" w:firstLine="0" w:firstLineChars="0"/>
-              <w:rPr>
-                <w:rFonts w:ascii="Helvetica" w:hAnsi="Helvetica" w:eastAsia="Helvetica" w:cs="Helvetica"/>
-                <w:i w:val="false"/>
-                <w:b w:val="false"/>
-                <w:u w:val="none"/>
-                <w:sz w:val="22"/>
-                <w:szCs w:val="22"/>
-                <w:color w:val="000000"/>
-              </w:rPr>
-            </w:pPr>
-            <w:r>
-              <w:rPr>
-                <w:rFonts w:ascii="Helvetica" w:hAnsi="Helvetica" w:eastAsia="Helvetica" w:cs="Helvetica"/>
-                <w:i w:val="false"/>
-                <w:b w:val="false"/>
-                <w:u w:val="none"/>
-                <w:sz w:val="22"/>
-                <w:szCs w:val="22"/>
-                <w:color w:val="000000"/>
-              </w:rPr>
-              <w:t xml:space="preserve">-19, 26</w:t>
-            </w:r>
-          </w:p>
-        </w:tc>
-        <w:tc>
-          <w:tcPr>
-            <w:tcBorders>
-              <w:bottom w:val="none" w:sz="0" w:space="0" w:color="000000"/>
-              <w:top w:val="none" w:sz="0" w:space="0" w:color="000000"/>
-              <w:left w:val="none" w:sz="0" w:space="0" w:color="000000"/>
-              <w:right w:val="none" w:sz="0" w:space="0" w:color="000000"/>
-            </w:tcBorders>
-            <w:shd w:val="clear" w:color="auto" w:fill="FFFFFF"/>
-            <w:tcMar>
-              <w:top w:w="0" w:type="dxa"/>
-              <w:bottom w:w="0" w:type="dxa"/>
-              <w:left w:w="0" w:type="dxa"/>
-              <w:right w:w="0" w:type="dxa"/>
-            </w:tcMar>
-            <w:vAlign w:val="top"/>
-          </w:tcPr>
-          <w:p>
-            <w:pPr>
-              <w:pStyle w:val="Normal"/>
-              <w:jc w:val="center"/>
-              <w:pBdr>
-                <w:bottom w:val="none" w:sz="0" w:space="0" w:color="000000"/>
-                <w:top w:val="none" w:sz="0" w:space="0" w:color="000000"/>
-                <w:left w:val="none" w:sz="0" w:space="0" w:color="000000"/>
-                <w:right w:val="none" w:sz="0" w:space="0" w:color="000000"/>
-              </w:pBdr>
-              <w:spacing w:after="100" w:before="100" w:line="240"/>
-              <w:ind w:left="100" w:right="100" w:firstLine="0" w:firstLineChars="0"/>
-              <w:rPr>
-                <w:rFonts w:ascii="Helvetica" w:hAnsi="Helvetica" w:eastAsia="Helvetica" w:cs="Helvetica"/>
-                <w:i w:val="false"/>
-                <w:b w:val="false"/>
-                <w:u w:val="none"/>
-                <w:sz w:val="22"/>
-                <w:szCs w:val="22"/>
-                <w:color w:val="000000"/>
-              </w:rPr>
-            </w:pPr>
-            <w:r>
-              <w:rPr>
-                <w:rFonts w:ascii="Helvetica" w:hAnsi="Helvetica" w:eastAsia="Helvetica" w:cs="Helvetica"/>
-                <w:i w:val="false"/>
-                <w:b w:val="false"/>
-                <w:u w:val="none"/>
-                <w:sz w:val="22"/>
-                <w:szCs w:val="22"/>
-                <w:color w:val="000000"/>
-              </w:rPr>
-              <w:t xml:space="preserve">0.755</w:t>
+              <w:t xml:space="preserve">3.9</w:t>
+            </w:r>
+          </w:p>
+        </w:tc>
+        <w:tc>
+          <w:tcPr>
+            <w:tcBorders>
+              <w:bottom w:val="none" w:sz="0" w:space="0" w:color="000000"/>
+              <w:top w:val="none" w:sz="0" w:space="0" w:color="000000"/>
+              <w:left w:val="none" w:sz="0" w:space="0" w:color="000000"/>
+              <w:right w:val="none" w:sz="0" w:space="0" w:color="000000"/>
+            </w:tcBorders>
+            <w:shd w:val="clear" w:color="auto" w:fill="FFFFFF"/>
+            <w:tcMar>
+              <w:top w:w="0" w:type="dxa"/>
+              <w:bottom w:w="0" w:type="dxa"/>
+              <w:left w:w="0" w:type="dxa"/>
+              <w:right w:w="0" w:type="dxa"/>
+            </w:tcMar>
+            <w:vAlign w:val="top"/>
+          </w:tcPr>
+          <w:p>
+            <w:pPr>
+              <w:pStyle w:val="Normal"/>
+              <w:jc w:val="center"/>
+              <w:pBdr>
+                <w:bottom w:val="none" w:sz="0" w:space="0" w:color="000000"/>
+                <w:top w:val="none" w:sz="0" w:space="0" w:color="000000"/>
+                <w:left w:val="none" w:sz="0" w:space="0" w:color="000000"/>
+                <w:right w:val="none" w:sz="0" w:space="0" w:color="000000"/>
+              </w:pBdr>
+              <w:spacing w:after="100" w:before="100" w:line="240"/>
+              <w:ind w:left="100" w:right="100" w:firstLine="0" w:firstLineChars="0"/>
+              <w:rPr>
+                <w:rFonts w:ascii="Helvetica" w:hAnsi="Helvetica" w:eastAsia="Helvetica" w:cs="Helvetica"/>
+                <w:i w:val="false"/>
+                <w:b w:val="false"/>
+                <w:u w:val="none"/>
+                <w:sz w:val="22"/>
+                <w:szCs w:val="22"/>
+                <w:color w:val="000000"/>
+              </w:rPr>
+            </w:pPr>
+            <w:r>
+              <w:rPr>
+                <w:rFonts w:ascii="Helvetica" w:hAnsi="Helvetica" w:eastAsia="Helvetica" w:cs="Helvetica"/>
+                <w:i w:val="false"/>
+                <w:b w:val="false"/>
+                <w:u w:val="none"/>
+                <w:sz w:val="22"/>
+                <w:szCs w:val="22"/>
+                <w:color w:val="000000"/>
+              </w:rPr>
+              <w:t xml:space="preserve">-19, 27</w:t>
+            </w:r>
+          </w:p>
+        </w:tc>
+        <w:tc>
+          <w:tcPr>
+            <w:tcBorders>
+              <w:bottom w:val="none" w:sz="0" w:space="0" w:color="000000"/>
+              <w:top w:val="none" w:sz="0" w:space="0" w:color="000000"/>
+              <w:left w:val="none" w:sz="0" w:space="0" w:color="000000"/>
+              <w:right w:val="none" w:sz="0" w:space="0" w:color="000000"/>
+            </w:tcBorders>
+            <w:shd w:val="clear" w:color="auto" w:fill="FFFFFF"/>
+            <w:tcMar>
+              <w:top w:w="0" w:type="dxa"/>
+              <w:bottom w:w="0" w:type="dxa"/>
+              <w:left w:w="0" w:type="dxa"/>
+              <w:right w:w="0" w:type="dxa"/>
+            </w:tcMar>
+            <w:vAlign w:val="top"/>
+          </w:tcPr>
+          <w:p>
+            <w:pPr>
+              <w:pStyle w:val="Normal"/>
+              <w:jc w:val="center"/>
+              <w:pBdr>
+                <w:bottom w:val="none" w:sz="0" w:space="0" w:color="000000"/>
+                <w:top w:val="none" w:sz="0" w:space="0" w:color="000000"/>
+                <w:left w:val="none" w:sz="0" w:space="0" w:color="000000"/>
+                <w:right w:val="none" w:sz="0" w:space="0" w:color="000000"/>
+              </w:pBdr>
+              <w:spacing w:after="100" w:before="100" w:line="240"/>
+              <w:ind w:left="100" w:right="100" w:firstLine="0" w:firstLineChars="0"/>
+              <w:rPr>
+                <w:rFonts w:ascii="Helvetica" w:hAnsi="Helvetica" w:eastAsia="Helvetica" w:cs="Helvetica"/>
+                <w:i w:val="false"/>
+                <w:b w:val="false"/>
+                <w:u w:val="none"/>
+                <w:sz w:val="22"/>
+                <w:szCs w:val="22"/>
+                <w:color w:val="000000"/>
+              </w:rPr>
+            </w:pPr>
+            <w:r>
+              <w:rPr>
+                <w:rFonts w:ascii="Helvetica" w:hAnsi="Helvetica" w:eastAsia="Helvetica" w:cs="Helvetica"/>
+                <w:i w:val="false"/>
+                <w:b w:val="false"/>
+                <w:u w:val="none"/>
+                <w:sz w:val="22"/>
+                <w:szCs w:val="22"/>
+                <w:color w:val="000000"/>
+              </w:rPr>
+              <w:t xml:space="preserve">0.735</w:t>
             </w:r>
           </w:p>
         </w:tc>
@@ -8858,60 +8858,60 @@
                 <w:szCs w:val="22"/>
                 <w:color w:val="000000"/>
               </w:rPr>
-              <w:t xml:space="preserve">-7.5, 29</w:t>
-            </w:r>
-          </w:p>
-        </w:tc>
-        <w:tc>
-          <w:tcPr>
-            <w:tcBorders>
-              <w:bottom w:val="none" w:sz="0" w:space="0" w:color="000000"/>
-              <w:top w:val="none" w:sz="0" w:space="0" w:color="000000"/>
-              <w:left w:val="none" w:sz="0" w:space="0" w:color="000000"/>
-              <w:right w:val="none" w:sz="0" w:space="0" w:color="000000"/>
-            </w:tcBorders>
-            <w:shd w:val="clear" w:color="auto" w:fill="FFFFFF"/>
-            <w:tcMar>
-              <w:top w:w="0" w:type="dxa"/>
-              <w:bottom w:w="0" w:type="dxa"/>
-              <w:left w:w="0" w:type="dxa"/>
-              <w:right w:w="0" w:type="dxa"/>
-            </w:tcMar>
-            <w:vAlign w:val="top"/>
-          </w:tcPr>
-          <w:p>
-            <w:pPr>
-              <w:pStyle w:val="Normal"/>
-              <w:jc w:val="center"/>
-              <w:pBdr>
-                <w:bottom w:val="none" w:sz="0" w:space="0" w:color="000000"/>
-                <w:top w:val="none" w:sz="0" w:space="0" w:color="000000"/>
-                <w:left w:val="none" w:sz="0" w:space="0" w:color="000000"/>
-                <w:right w:val="none" w:sz="0" w:space="0" w:color="000000"/>
-              </w:pBdr>
-              <w:spacing w:after="100" w:before="100" w:line="240"/>
-              <w:ind w:left="100" w:right="100" w:firstLine="0" w:firstLineChars="0"/>
-              <w:rPr>
-                <w:rFonts w:ascii="Helvetica" w:hAnsi="Helvetica" w:eastAsia="Helvetica" w:cs="Helvetica"/>
-                <w:i w:val="false"/>
-                <w:b w:val="false"/>
-                <w:u w:val="none"/>
-                <w:sz w:val="22"/>
-                <w:szCs w:val="22"/>
-                <w:color w:val="000000"/>
-              </w:rPr>
-            </w:pPr>
-            <w:r>
-              <w:rPr>
-                <w:rFonts w:ascii="Helvetica" w:hAnsi="Helvetica" w:eastAsia="Helvetica" w:cs="Helvetica"/>
-                <w:i w:val="false"/>
-                <w:b w:val="false"/>
-                <w:u w:val="none"/>
-                <w:sz w:val="22"/>
-                <w:szCs w:val="22"/>
-                <w:color w:val="000000"/>
-              </w:rPr>
-              <w:t xml:space="preserve">0.242</w:t>
+              <w:t xml:space="preserve">-7.6, 29</w:t>
+            </w:r>
+          </w:p>
+        </w:tc>
+        <w:tc>
+          <w:tcPr>
+            <w:tcBorders>
+              <w:bottom w:val="none" w:sz="0" w:space="0" w:color="000000"/>
+              <w:top w:val="none" w:sz="0" w:space="0" w:color="000000"/>
+              <w:left w:val="none" w:sz="0" w:space="0" w:color="000000"/>
+              <w:right w:val="none" w:sz="0" w:space="0" w:color="000000"/>
+            </w:tcBorders>
+            <w:shd w:val="clear" w:color="auto" w:fill="FFFFFF"/>
+            <w:tcMar>
+              <w:top w:w="0" w:type="dxa"/>
+              <w:bottom w:w="0" w:type="dxa"/>
+              <w:left w:w="0" w:type="dxa"/>
+              <w:right w:w="0" w:type="dxa"/>
+            </w:tcMar>
+            <w:vAlign w:val="top"/>
+          </w:tcPr>
+          <w:p>
+            <w:pPr>
+              <w:pStyle w:val="Normal"/>
+              <w:jc w:val="center"/>
+              <w:pBdr>
+                <w:bottom w:val="none" w:sz="0" w:space="0" w:color="000000"/>
+                <w:top w:val="none" w:sz="0" w:space="0" w:color="000000"/>
+                <w:left w:val="none" w:sz="0" w:space="0" w:color="000000"/>
+                <w:right w:val="none" w:sz="0" w:space="0" w:color="000000"/>
+              </w:pBdr>
+              <w:spacing w:after="100" w:before="100" w:line="240"/>
+              <w:ind w:left="100" w:right="100" w:firstLine="0" w:firstLineChars="0"/>
+              <w:rPr>
+                <w:rFonts w:ascii="Helvetica" w:hAnsi="Helvetica" w:eastAsia="Helvetica" w:cs="Helvetica"/>
+                <w:i w:val="false"/>
+                <w:b w:val="false"/>
+                <w:u w:val="none"/>
+                <w:sz w:val="22"/>
+                <w:szCs w:val="22"/>
+                <w:color w:val="000000"/>
+              </w:rPr>
+            </w:pPr>
+            <w:r>
+              <w:rPr>
+                <w:rFonts w:ascii="Helvetica" w:hAnsi="Helvetica" w:eastAsia="Helvetica" w:cs="Helvetica"/>
+                <w:i w:val="false"/>
+                <w:b w:val="false"/>
+                <w:u w:val="none"/>
+                <w:sz w:val="22"/>
+                <w:szCs w:val="22"/>
+                <w:color w:val="000000"/>
+              </w:rPr>
+              <w:t xml:space="preserve">0.246</w:t>
             </w:r>
           </w:p>
         </w:tc>
@@ -9288,113 +9288,113 @@
                 <w:szCs w:val="22"/>
                 <w:color w:val="000000"/>
               </w:rPr>
-              <w:t xml:space="preserve">30</w:t>
-            </w:r>
-          </w:p>
-        </w:tc>
-        <w:tc>
-          <w:tcPr>
-            <w:tcBorders>
-              <w:bottom w:val="none" w:sz="0" w:space="0" w:color="000000"/>
-              <w:top w:val="none" w:sz="0" w:space="0" w:color="000000"/>
-              <w:left w:val="none" w:sz="0" w:space="0" w:color="000000"/>
-              <w:right w:val="none" w:sz="0" w:space="0" w:color="000000"/>
-            </w:tcBorders>
-            <w:shd w:val="clear" w:color="auto" w:fill="FFFFFF"/>
-            <w:tcMar>
-              <w:top w:w="0" w:type="dxa"/>
-              <w:bottom w:w="0" w:type="dxa"/>
-              <w:left w:w="0" w:type="dxa"/>
-              <w:right w:w="0" w:type="dxa"/>
-            </w:tcMar>
-            <w:vAlign w:val="top"/>
-          </w:tcPr>
-          <w:p>
-            <w:pPr>
-              <w:pStyle w:val="Normal"/>
-              <w:jc w:val="center"/>
-              <w:pBdr>
-                <w:bottom w:val="none" w:sz="0" w:space="0" w:color="000000"/>
-                <w:top w:val="none" w:sz="0" w:space="0" w:color="000000"/>
-                <w:left w:val="none" w:sz="0" w:space="0" w:color="000000"/>
-                <w:right w:val="none" w:sz="0" w:space="0" w:color="000000"/>
-              </w:pBdr>
-              <w:spacing w:after="100" w:before="100" w:line="240"/>
-              <w:ind w:left="100" w:right="100" w:firstLine="0" w:firstLineChars="0"/>
-              <w:rPr>
-                <w:rFonts w:ascii="Helvetica" w:hAnsi="Helvetica" w:eastAsia="Helvetica" w:cs="Helvetica"/>
-                <w:i w:val="false"/>
-                <w:b w:val="false"/>
-                <w:u w:val="none"/>
-                <w:sz w:val="22"/>
-                <w:szCs w:val="22"/>
-                <w:color w:val="000000"/>
-              </w:rPr>
-            </w:pPr>
-            <w:r>
-              <w:rPr>
-                <w:rFonts w:ascii="Helvetica" w:hAnsi="Helvetica" w:eastAsia="Helvetica" w:cs="Helvetica"/>
-                <w:i w:val="false"/>
-                <w:b w:val="false"/>
-                <w:u w:val="none"/>
-                <w:sz w:val="22"/>
-                <w:szCs w:val="22"/>
-                <w:color w:val="000000"/>
-              </w:rPr>
-              <w:t xml:space="preserve">10, 49</w:t>
-            </w:r>
-          </w:p>
-        </w:tc>
-        <w:tc>
-          <w:tcPr>
-            <w:tcBorders>
-              <w:bottom w:val="none" w:sz="0" w:space="0" w:color="000000"/>
-              <w:top w:val="none" w:sz="0" w:space="0" w:color="000000"/>
-              <w:left w:val="none" w:sz="0" w:space="0" w:color="000000"/>
-              <w:right w:val="none" w:sz="0" w:space="0" w:color="000000"/>
-            </w:tcBorders>
-            <w:shd w:val="clear" w:color="auto" w:fill="FFFFFF"/>
-            <w:tcMar>
-              <w:top w:w="0" w:type="dxa"/>
-              <w:bottom w:w="0" w:type="dxa"/>
-              <w:left w:w="0" w:type="dxa"/>
-              <w:right w:w="0" w:type="dxa"/>
-            </w:tcMar>
-            <w:vAlign w:val="top"/>
-          </w:tcPr>
-          <w:p>
-            <w:pPr>
-              <w:pStyle w:val="Normal"/>
-              <w:jc w:val="center"/>
-              <w:pBdr>
-                <w:bottom w:val="none" w:sz="0" w:space="0" w:color="000000"/>
-                <w:top w:val="none" w:sz="0" w:space="0" w:color="000000"/>
-                <w:left w:val="none" w:sz="0" w:space="0" w:color="000000"/>
-                <w:right w:val="none" w:sz="0" w:space="0" w:color="000000"/>
-              </w:pBdr>
-              <w:spacing w:after="100" w:before="100" w:line="240"/>
-              <w:ind w:left="100" w:right="100" w:firstLine="0" w:firstLineChars="0"/>
-              <w:rPr>
-                <w:rFonts w:ascii="Helvetica" w:hAnsi="Helvetica" w:eastAsia="Helvetica" w:cs="Helvetica"/>
-                <w:i w:val="false"/>
-                <w:b w:val="false"/>
-                <w:u w:val="none"/>
-                <w:sz w:val="22"/>
-                <w:szCs w:val="22"/>
-                <w:color w:val="000000"/>
-              </w:rPr>
-            </w:pPr>
-            <w:r>
-              <w:rPr>
-                <w:rFonts w:ascii="Helvetica" w:hAnsi="Helvetica" w:eastAsia="Helvetica" w:cs="Helvetica"/>
-                <w:i w:val="false"/>
-                <w:b w:val="false"/>
-                <w:u w:val="none"/>
-                <w:sz w:val="22"/>
-                <w:szCs w:val="22"/>
-                <w:color w:val="000000"/>
-              </w:rPr>
-              <w:t xml:space="preserve">0.003</w:t>
+              <w:t xml:space="preserve">29</w:t>
+            </w:r>
+          </w:p>
+        </w:tc>
+        <w:tc>
+          <w:tcPr>
+            <w:tcBorders>
+              <w:bottom w:val="none" w:sz="0" w:space="0" w:color="000000"/>
+              <w:top w:val="none" w:sz="0" w:space="0" w:color="000000"/>
+              <w:left w:val="none" w:sz="0" w:space="0" w:color="000000"/>
+              <w:right w:val="none" w:sz="0" w:space="0" w:color="000000"/>
+            </w:tcBorders>
+            <w:shd w:val="clear" w:color="auto" w:fill="FFFFFF"/>
+            <w:tcMar>
+              <w:top w:w="0" w:type="dxa"/>
+              <w:bottom w:w="0" w:type="dxa"/>
+              <w:left w:w="0" w:type="dxa"/>
+              <w:right w:w="0" w:type="dxa"/>
+            </w:tcMar>
+            <w:vAlign w:val="top"/>
+          </w:tcPr>
+          <w:p>
+            <w:pPr>
+              <w:pStyle w:val="Normal"/>
+              <w:jc w:val="center"/>
+              <w:pBdr>
+                <w:bottom w:val="none" w:sz="0" w:space="0" w:color="000000"/>
+                <w:top w:val="none" w:sz="0" w:space="0" w:color="000000"/>
+                <w:left w:val="none" w:sz="0" w:space="0" w:color="000000"/>
+                <w:right w:val="none" w:sz="0" w:space="0" w:color="000000"/>
+              </w:pBdr>
+              <w:spacing w:after="100" w:before="100" w:line="240"/>
+              <w:ind w:left="100" w:right="100" w:firstLine="0" w:firstLineChars="0"/>
+              <w:rPr>
+                <w:rFonts w:ascii="Helvetica" w:hAnsi="Helvetica" w:eastAsia="Helvetica" w:cs="Helvetica"/>
+                <w:i w:val="false"/>
+                <w:b w:val="false"/>
+                <w:u w:val="none"/>
+                <w:sz w:val="22"/>
+                <w:szCs w:val="22"/>
+                <w:color w:val="000000"/>
+              </w:rPr>
+            </w:pPr>
+            <w:r>
+              <w:rPr>
+                <w:rFonts w:ascii="Helvetica" w:hAnsi="Helvetica" w:eastAsia="Helvetica" w:cs="Helvetica"/>
+                <w:i w:val="false"/>
+                <w:b w:val="false"/>
+                <w:u w:val="none"/>
+                <w:sz w:val="22"/>
+                <w:szCs w:val="22"/>
+                <w:color w:val="000000"/>
+              </w:rPr>
+              <w:t xml:space="preserve">9.9, 49</w:t>
+            </w:r>
+          </w:p>
+        </w:tc>
+        <w:tc>
+          <w:tcPr>
+            <w:tcBorders>
+              <w:bottom w:val="none" w:sz="0" w:space="0" w:color="000000"/>
+              <w:top w:val="none" w:sz="0" w:space="0" w:color="000000"/>
+              <w:left w:val="none" w:sz="0" w:space="0" w:color="000000"/>
+              <w:right w:val="none" w:sz="0" w:space="0" w:color="000000"/>
+            </w:tcBorders>
+            <w:shd w:val="clear" w:color="auto" w:fill="FFFFFF"/>
+            <w:tcMar>
+              <w:top w:w="0" w:type="dxa"/>
+              <w:bottom w:w="0" w:type="dxa"/>
+              <w:left w:w="0" w:type="dxa"/>
+              <w:right w:w="0" w:type="dxa"/>
+            </w:tcMar>
+            <w:vAlign w:val="top"/>
+          </w:tcPr>
+          <w:p>
+            <w:pPr>
+              <w:pStyle w:val="Normal"/>
+              <w:jc w:val="center"/>
+              <w:pBdr>
+                <w:bottom w:val="none" w:sz="0" w:space="0" w:color="000000"/>
+                <w:top w:val="none" w:sz="0" w:space="0" w:color="000000"/>
+                <w:left w:val="none" w:sz="0" w:space="0" w:color="000000"/>
+                <w:right w:val="none" w:sz="0" w:space="0" w:color="000000"/>
+              </w:pBdr>
+              <w:spacing w:after="100" w:before="100" w:line="240"/>
+              <w:ind w:left="100" w:right="100" w:firstLine="0" w:firstLineChars="0"/>
+              <w:rPr>
+                <w:rFonts w:ascii="Helvetica" w:hAnsi="Helvetica" w:eastAsia="Helvetica" w:cs="Helvetica"/>
+                <w:i w:val="false"/>
+                <w:b w:val="false"/>
+                <w:u w:val="none"/>
+                <w:sz w:val="22"/>
+                <w:szCs w:val="22"/>
+                <w:color w:val="000000"/>
+              </w:rPr>
+            </w:pPr>
+            <w:r>
+              <w:rPr>
+                <w:rFonts w:ascii="Helvetica" w:hAnsi="Helvetica" w:eastAsia="Helvetica" w:cs="Helvetica"/>
+                <w:i w:val="false"/>
+                <w:b w:val="false"/>
+                <w:u w:val="none"/>
+                <w:sz w:val="22"/>
+                <w:szCs w:val="22"/>
+                <w:color w:val="000000"/>
+              </w:rPr>
+              <w:t xml:space="preserve">0.004</w:t>
             </w:r>
           </w:p>
         </w:tc>
@@ -9771,113 +9771,113 @@
                 <w:szCs w:val="22"/>
                 <w:color w:val="000000"/>
               </w:rPr>
-              <w:t xml:space="preserve">-2.6</w:t>
-            </w:r>
-          </w:p>
-        </w:tc>
-        <w:tc>
-          <w:tcPr>
-            <w:tcBorders>
-              <w:bottom w:val="none" w:sz="0" w:space="0" w:color="000000"/>
-              <w:top w:val="none" w:sz="0" w:space="0" w:color="000000"/>
-              <w:left w:val="none" w:sz="0" w:space="0" w:color="000000"/>
-              <w:right w:val="none" w:sz="0" w:space="0" w:color="000000"/>
-            </w:tcBorders>
-            <w:shd w:val="clear" w:color="auto" w:fill="FFFFFF"/>
-            <w:tcMar>
-              <w:top w:w="0" w:type="dxa"/>
-              <w:bottom w:w="0" w:type="dxa"/>
-              <w:left w:w="0" w:type="dxa"/>
-              <w:right w:w="0" w:type="dxa"/>
-            </w:tcMar>
-            <w:vAlign w:val="top"/>
-          </w:tcPr>
-          <w:p>
-            <w:pPr>
-              <w:pStyle w:val="Normal"/>
-              <w:jc w:val="center"/>
-              <w:pBdr>
-                <w:bottom w:val="none" w:sz="0" w:space="0" w:color="000000"/>
-                <w:top w:val="none" w:sz="0" w:space="0" w:color="000000"/>
-                <w:left w:val="none" w:sz="0" w:space="0" w:color="000000"/>
-                <w:right w:val="none" w:sz="0" w:space="0" w:color="000000"/>
-              </w:pBdr>
-              <w:spacing w:after="100" w:before="100" w:line="240"/>
-              <w:ind w:left="100" w:right="100" w:firstLine="0" w:firstLineChars="0"/>
-              <w:rPr>
-                <w:rFonts w:ascii="Helvetica" w:hAnsi="Helvetica" w:eastAsia="Helvetica" w:cs="Helvetica"/>
-                <w:i w:val="false"/>
-                <w:b w:val="false"/>
-                <w:u w:val="none"/>
-                <w:sz w:val="22"/>
-                <w:szCs w:val="22"/>
-                <w:color w:val="000000"/>
-              </w:rPr>
-            </w:pPr>
-            <w:r>
-              <w:rPr>
-                <w:rFonts w:ascii="Helvetica" w:hAnsi="Helvetica" w:eastAsia="Helvetica" w:cs="Helvetica"/>
-                <w:i w:val="false"/>
-                <w:b w:val="false"/>
-                <w:u w:val="none"/>
-                <w:sz w:val="22"/>
-                <w:szCs w:val="22"/>
-                <w:color w:val="000000"/>
-              </w:rPr>
-              <w:t xml:space="preserve">-31, 26</w:t>
-            </w:r>
-          </w:p>
-        </w:tc>
-        <w:tc>
-          <w:tcPr>
-            <w:tcBorders>
-              <w:bottom w:val="none" w:sz="0" w:space="0" w:color="000000"/>
-              <w:top w:val="none" w:sz="0" w:space="0" w:color="000000"/>
-              <w:left w:val="none" w:sz="0" w:space="0" w:color="000000"/>
-              <w:right w:val="none" w:sz="0" w:space="0" w:color="000000"/>
-            </w:tcBorders>
-            <w:shd w:val="clear" w:color="auto" w:fill="FFFFFF"/>
-            <w:tcMar>
-              <w:top w:w="0" w:type="dxa"/>
-              <w:bottom w:w="0" w:type="dxa"/>
-              <w:left w:w="0" w:type="dxa"/>
-              <w:right w:w="0" w:type="dxa"/>
-            </w:tcMar>
-            <w:vAlign w:val="top"/>
-          </w:tcPr>
-          <w:p>
-            <w:pPr>
-              <w:pStyle w:val="Normal"/>
-              <w:jc w:val="center"/>
-              <w:pBdr>
-                <w:bottom w:val="none" w:sz="0" w:space="0" w:color="000000"/>
-                <w:top w:val="none" w:sz="0" w:space="0" w:color="000000"/>
-                <w:left w:val="none" w:sz="0" w:space="0" w:color="000000"/>
-                <w:right w:val="none" w:sz="0" w:space="0" w:color="000000"/>
-              </w:pBdr>
-              <w:spacing w:after="100" w:before="100" w:line="240"/>
-              <w:ind w:left="100" w:right="100" w:firstLine="0" w:firstLineChars="0"/>
-              <w:rPr>
-                <w:rFonts w:ascii="Helvetica" w:hAnsi="Helvetica" w:eastAsia="Helvetica" w:cs="Helvetica"/>
-                <w:i w:val="false"/>
-                <w:b w:val="false"/>
-                <w:u w:val="none"/>
-                <w:sz w:val="22"/>
-                <w:szCs w:val="22"/>
-                <w:color w:val="000000"/>
-              </w:rPr>
-            </w:pPr>
-            <w:r>
-              <w:rPr>
-                <w:rFonts w:ascii="Helvetica" w:hAnsi="Helvetica" w:eastAsia="Helvetica" w:cs="Helvetica"/>
-                <w:i w:val="false"/>
-                <w:b w:val="false"/>
-                <w:u w:val="none"/>
-                <w:sz w:val="22"/>
-                <w:szCs w:val="22"/>
-                <w:color w:val="000000"/>
-              </w:rPr>
-              <w:t xml:space="preserve">0.853</w:t>
+              <w:t xml:space="preserve">-2.9</w:t>
+            </w:r>
+          </w:p>
+        </w:tc>
+        <w:tc>
+          <w:tcPr>
+            <w:tcBorders>
+              <w:bottom w:val="none" w:sz="0" w:space="0" w:color="000000"/>
+              <w:top w:val="none" w:sz="0" w:space="0" w:color="000000"/>
+              <w:left w:val="none" w:sz="0" w:space="0" w:color="000000"/>
+              <w:right w:val="none" w:sz="0" w:space="0" w:color="000000"/>
+            </w:tcBorders>
+            <w:shd w:val="clear" w:color="auto" w:fill="FFFFFF"/>
+            <w:tcMar>
+              <w:top w:w="0" w:type="dxa"/>
+              <w:bottom w:w="0" w:type="dxa"/>
+              <w:left w:w="0" w:type="dxa"/>
+              <w:right w:w="0" w:type="dxa"/>
+            </w:tcMar>
+            <w:vAlign w:val="top"/>
+          </w:tcPr>
+          <w:p>
+            <w:pPr>
+              <w:pStyle w:val="Normal"/>
+              <w:jc w:val="center"/>
+              <w:pBdr>
+                <w:bottom w:val="none" w:sz="0" w:space="0" w:color="000000"/>
+                <w:top w:val="none" w:sz="0" w:space="0" w:color="000000"/>
+                <w:left w:val="none" w:sz="0" w:space="0" w:color="000000"/>
+                <w:right w:val="none" w:sz="0" w:space="0" w:color="000000"/>
+              </w:pBdr>
+              <w:spacing w:after="100" w:before="100" w:line="240"/>
+              <w:ind w:left="100" w:right="100" w:firstLine="0" w:firstLineChars="0"/>
+              <w:rPr>
+                <w:rFonts w:ascii="Helvetica" w:hAnsi="Helvetica" w:eastAsia="Helvetica" w:cs="Helvetica"/>
+                <w:i w:val="false"/>
+                <w:b w:val="false"/>
+                <w:u w:val="none"/>
+                <w:sz w:val="22"/>
+                <w:szCs w:val="22"/>
+                <w:color w:val="000000"/>
+              </w:rPr>
+            </w:pPr>
+            <w:r>
+              <w:rPr>
+                <w:rFonts w:ascii="Helvetica" w:hAnsi="Helvetica" w:eastAsia="Helvetica" w:cs="Helvetica"/>
+                <w:i w:val="false"/>
+                <w:b w:val="false"/>
+                <w:u w:val="none"/>
+                <w:sz w:val="22"/>
+                <w:szCs w:val="22"/>
+                <w:color w:val="000000"/>
+              </w:rPr>
+              <w:t xml:space="preserve">-31, 25</w:t>
+            </w:r>
+          </w:p>
+        </w:tc>
+        <w:tc>
+          <w:tcPr>
+            <w:tcBorders>
+              <w:bottom w:val="none" w:sz="0" w:space="0" w:color="000000"/>
+              <w:top w:val="none" w:sz="0" w:space="0" w:color="000000"/>
+              <w:left w:val="none" w:sz="0" w:space="0" w:color="000000"/>
+              <w:right w:val="none" w:sz="0" w:space="0" w:color="000000"/>
+            </w:tcBorders>
+            <w:shd w:val="clear" w:color="auto" w:fill="FFFFFF"/>
+            <w:tcMar>
+              <w:top w:w="0" w:type="dxa"/>
+              <w:bottom w:w="0" w:type="dxa"/>
+              <w:left w:w="0" w:type="dxa"/>
+              <w:right w:w="0" w:type="dxa"/>
+            </w:tcMar>
+            <w:vAlign w:val="top"/>
+          </w:tcPr>
+          <w:p>
+            <w:pPr>
+              <w:pStyle w:val="Normal"/>
+              <w:jc w:val="center"/>
+              <w:pBdr>
+                <w:bottom w:val="none" w:sz="0" w:space="0" w:color="000000"/>
+                <w:top w:val="none" w:sz="0" w:space="0" w:color="000000"/>
+                <w:left w:val="none" w:sz="0" w:space="0" w:color="000000"/>
+                <w:right w:val="none" w:sz="0" w:space="0" w:color="000000"/>
+              </w:pBdr>
+              <w:spacing w:after="100" w:before="100" w:line="240"/>
+              <w:ind w:left="100" w:right="100" w:firstLine="0" w:firstLineChars="0"/>
+              <w:rPr>
+                <w:rFonts w:ascii="Helvetica" w:hAnsi="Helvetica" w:eastAsia="Helvetica" w:cs="Helvetica"/>
+                <w:i w:val="false"/>
+                <w:b w:val="false"/>
+                <w:u w:val="none"/>
+                <w:sz w:val="22"/>
+                <w:szCs w:val="22"/>
+                <w:color w:val="000000"/>
+              </w:rPr>
+            </w:pPr>
+            <w:r>
+              <w:rPr>
+                <w:rFonts w:ascii="Helvetica" w:hAnsi="Helvetica" w:eastAsia="Helvetica" w:cs="Helvetica"/>
+                <w:i w:val="false"/>
+                <w:b w:val="false"/>
+                <w:u w:val="none"/>
+                <w:sz w:val="22"/>
+                <w:szCs w:val="22"/>
+                <w:color w:val="000000"/>
+              </w:rPr>
+              <w:t xml:space="preserve">0.838</w:t>
             </w:r>
           </w:p>
         </w:tc>
@@ -11220,113 +11220,113 @@
                 <w:szCs w:val="22"/>
                 <w:color w:val="000000"/>
               </w:rPr>
-              <w:t xml:space="preserve">-0.18</w:t>
-            </w:r>
-          </w:p>
-        </w:tc>
-        <w:tc>
-          <w:tcPr>
-            <w:tcBorders>
-              <w:bottom w:val="none" w:sz="0" w:space="0" w:color="000000"/>
-              <w:top w:val="none" w:sz="0" w:space="0" w:color="000000"/>
-              <w:left w:val="none" w:sz="0" w:space="0" w:color="000000"/>
-              <w:right w:val="none" w:sz="0" w:space="0" w:color="000000"/>
-            </w:tcBorders>
-            <w:shd w:val="clear" w:color="auto" w:fill="FFFFFF"/>
-            <w:tcMar>
-              <w:top w:w="0" w:type="dxa"/>
-              <w:bottom w:w="0" w:type="dxa"/>
-              <w:left w:w="0" w:type="dxa"/>
-              <w:right w:w="0" w:type="dxa"/>
-            </w:tcMar>
-            <w:vAlign w:val="top"/>
-          </w:tcPr>
-          <w:p>
-            <w:pPr>
-              <w:pStyle w:val="Normal"/>
-              <w:jc w:val="center"/>
-              <w:pBdr>
-                <w:bottom w:val="none" w:sz="0" w:space="0" w:color="000000"/>
-                <w:top w:val="none" w:sz="0" w:space="0" w:color="000000"/>
-                <w:left w:val="none" w:sz="0" w:space="0" w:color="000000"/>
-                <w:right w:val="none" w:sz="0" w:space="0" w:color="000000"/>
-              </w:pBdr>
-              <w:spacing w:after="100" w:before="100" w:line="240"/>
-              <w:ind w:left="100" w:right="100" w:firstLine="0" w:firstLineChars="0"/>
-              <w:rPr>
-                <w:rFonts w:ascii="Helvetica" w:hAnsi="Helvetica" w:eastAsia="Helvetica" w:cs="Helvetica"/>
-                <w:i w:val="false"/>
-                <w:b w:val="false"/>
-                <w:u w:val="none"/>
-                <w:sz w:val="22"/>
-                <w:szCs w:val="22"/>
-                <w:color w:val="000000"/>
-              </w:rPr>
-            </w:pPr>
-            <w:r>
-              <w:rPr>
-                <w:rFonts w:ascii="Helvetica" w:hAnsi="Helvetica" w:eastAsia="Helvetica" w:cs="Helvetica"/>
-                <w:i w:val="false"/>
-                <w:b w:val="false"/>
-                <w:u w:val="none"/>
-                <w:sz w:val="22"/>
-                <w:szCs w:val="22"/>
-                <w:color w:val="000000"/>
-              </w:rPr>
-              <w:t xml:space="preserve">-14, 13</w:t>
-            </w:r>
-          </w:p>
-        </w:tc>
-        <w:tc>
-          <w:tcPr>
-            <w:tcBorders>
-              <w:bottom w:val="none" w:sz="0" w:space="0" w:color="000000"/>
-              <w:top w:val="none" w:sz="0" w:space="0" w:color="000000"/>
-              <w:left w:val="none" w:sz="0" w:space="0" w:color="000000"/>
-              <w:right w:val="none" w:sz="0" w:space="0" w:color="000000"/>
-            </w:tcBorders>
-            <w:shd w:val="clear" w:color="auto" w:fill="FFFFFF"/>
-            <w:tcMar>
-              <w:top w:w="0" w:type="dxa"/>
-              <w:bottom w:w="0" w:type="dxa"/>
-              <w:left w:w="0" w:type="dxa"/>
-              <w:right w:w="0" w:type="dxa"/>
-            </w:tcMar>
-            <w:vAlign w:val="top"/>
-          </w:tcPr>
-          <w:p>
-            <w:pPr>
-              <w:pStyle w:val="Normal"/>
-              <w:jc w:val="center"/>
-              <w:pBdr>
-                <w:bottom w:val="none" w:sz="0" w:space="0" w:color="000000"/>
-                <w:top w:val="none" w:sz="0" w:space="0" w:color="000000"/>
-                <w:left w:val="none" w:sz="0" w:space="0" w:color="000000"/>
-                <w:right w:val="none" w:sz="0" w:space="0" w:color="000000"/>
-              </w:pBdr>
-              <w:spacing w:after="100" w:before="100" w:line="240"/>
-              <w:ind w:left="100" w:right="100" w:firstLine="0" w:firstLineChars="0"/>
-              <w:rPr>
-                <w:rFonts w:ascii="Helvetica" w:hAnsi="Helvetica" w:eastAsia="Helvetica" w:cs="Helvetica"/>
-                <w:i w:val="false"/>
-                <w:b w:val="false"/>
-                <w:u w:val="none"/>
-                <w:sz w:val="22"/>
-                <w:szCs w:val="22"/>
-                <w:color w:val="000000"/>
-              </w:rPr>
-            </w:pPr>
-            <w:r>
-              <w:rPr>
-                <w:rFonts w:ascii="Helvetica" w:hAnsi="Helvetica" w:eastAsia="Helvetica" w:cs="Helvetica"/>
-                <w:i w:val="false"/>
-                <w:b w:val="false"/>
-                <w:u w:val="none"/>
-                <w:sz w:val="22"/>
-                <w:szCs w:val="22"/>
-                <w:color w:val="000000"/>
-              </w:rPr>
-              <w:t xml:space="preserve">0.979</w:t>
+              <w:t xml:space="preserve">0.43</w:t>
+            </w:r>
+          </w:p>
+        </w:tc>
+        <w:tc>
+          <w:tcPr>
+            <w:tcBorders>
+              <w:bottom w:val="none" w:sz="0" w:space="0" w:color="000000"/>
+              <w:top w:val="none" w:sz="0" w:space="0" w:color="000000"/>
+              <w:left w:val="none" w:sz="0" w:space="0" w:color="000000"/>
+              <w:right w:val="none" w:sz="0" w:space="0" w:color="000000"/>
+            </w:tcBorders>
+            <w:shd w:val="clear" w:color="auto" w:fill="FFFFFF"/>
+            <w:tcMar>
+              <w:top w:w="0" w:type="dxa"/>
+              <w:bottom w:w="0" w:type="dxa"/>
+              <w:left w:w="0" w:type="dxa"/>
+              <w:right w:w="0" w:type="dxa"/>
+            </w:tcMar>
+            <w:vAlign w:val="top"/>
+          </w:tcPr>
+          <w:p>
+            <w:pPr>
+              <w:pStyle w:val="Normal"/>
+              <w:jc w:val="center"/>
+              <w:pBdr>
+                <w:bottom w:val="none" w:sz="0" w:space="0" w:color="000000"/>
+                <w:top w:val="none" w:sz="0" w:space="0" w:color="000000"/>
+                <w:left w:val="none" w:sz="0" w:space="0" w:color="000000"/>
+                <w:right w:val="none" w:sz="0" w:space="0" w:color="000000"/>
+              </w:pBdr>
+              <w:spacing w:after="100" w:before="100" w:line="240"/>
+              <w:ind w:left="100" w:right="100" w:firstLine="0" w:firstLineChars="0"/>
+              <w:rPr>
+                <w:rFonts w:ascii="Helvetica" w:hAnsi="Helvetica" w:eastAsia="Helvetica" w:cs="Helvetica"/>
+                <w:i w:val="false"/>
+                <w:b w:val="false"/>
+                <w:u w:val="none"/>
+                <w:sz w:val="22"/>
+                <w:szCs w:val="22"/>
+                <w:color w:val="000000"/>
+              </w:rPr>
+            </w:pPr>
+            <w:r>
+              <w:rPr>
+                <w:rFonts w:ascii="Helvetica" w:hAnsi="Helvetica" w:eastAsia="Helvetica" w:cs="Helvetica"/>
+                <w:i w:val="false"/>
+                <w:b w:val="false"/>
+                <w:u w:val="none"/>
+                <w:sz w:val="22"/>
+                <w:szCs w:val="22"/>
+                <w:color w:val="000000"/>
+              </w:rPr>
+              <w:t xml:space="preserve">-13, 14</w:t>
+            </w:r>
+          </w:p>
+        </w:tc>
+        <w:tc>
+          <w:tcPr>
+            <w:tcBorders>
+              <w:bottom w:val="none" w:sz="0" w:space="0" w:color="000000"/>
+              <w:top w:val="none" w:sz="0" w:space="0" w:color="000000"/>
+              <w:left w:val="none" w:sz="0" w:space="0" w:color="000000"/>
+              <w:right w:val="none" w:sz="0" w:space="0" w:color="000000"/>
+            </w:tcBorders>
+            <w:shd w:val="clear" w:color="auto" w:fill="FFFFFF"/>
+            <w:tcMar>
+              <w:top w:w="0" w:type="dxa"/>
+              <w:bottom w:w="0" w:type="dxa"/>
+              <w:left w:w="0" w:type="dxa"/>
+              <w:right w:w="0" w:type="dxa"/>
+            </w:tcMar>
+            <w:vAlign w:val="top"/>
+          </w:tcPr>
+          <w:p>
+            <w:pPr>
+              <w:pStyle w:val="Normal"/>
+              <w:jc w:val="center"/>
+              <w:pBdr>
+                <w:bottom w:val="none" w:sz="0" w:space="0" w:color="000000"/>
+                <w:top w:val="none" w:sz="0" w:space="0" w:color="000000"/>
+                <w:left w:val="none" w:sz="0" w:space="0" w:color="000000"/>
+                <w:right w:val="none" w:sz="0" w:space="0" w:color="000000"/>
+              </w:pBdr>
+              <w:spacing w:after="100" w:before="100" w:line="240"/>
+              <w:ind w:left="100" w:right="100" w:firstLine="0" w:firstLineChars="0"/>
+              <w:rPr>
+                <w:rFonts w:ascii="Helvetica" w:hAnsi="Helvetica" w:eastAsia="Helvetica" w:cs="Helvetica"/>
+                <w:i w:val="false"/>
+                <w:b w:val="false"/>
+                <w:u w:val="none"/>
+                <w:sz w:val="22"/>
+                <w:szCs w:val="22"/>
+                <w:color w:val="000000"/>
+              </w:rPr>
+            </w:pPr>
+            <w:r>
+              <w:rPr>
+                <w:rFonts w:ascii="Helvetica" w:hAnsi="Helvetica" w:eastAsia="Helvetica" w:cs="Helvetica"/>
+                <w:i w:val="false"/>
+                <w:b w:val="false"/>
+                <w:u w:val="none"/>
+                <w:sz w:val="22"/>
+                <w:szCs w:val="22"/>
+                <w:color w:val="000000"/>
+              </w:rPr>
+              <w:t xml:space="preserve">0.949</w:t>
             </w:r>
           </w:p>
         </w:tc>
@@ -11703,113 +11703,113 @@
                 <w:szCs w:val="22"/>
                 <w:color w:val="000000"/>
               </w:rPr>
-              <w:t xml:space="preserve">-11</w:t>
-            </w:r>
-          </w:p>
-        </w:tc>
-        <w:tc>
-          <w:tcPr>
-            <w:tcBorders>
-              <w:bottom w:val="none" w:sz="0" w:space="0" w:color="000000"/>
-              <w:top w:val="none" w:sz="0" w:space="0" w:color="000000"/>
-              <w:left w:val="none" w:sz="0" w:space="0" w:color="000000"/>
-              <w:right w:val="none" w:sz="0" w:space="0" w:color="000000"/>
-            </w:tcBorders>
-            <w:shd w:val="clear" w:color="auto" w:fill="FFFFFF"/>
-            <w:tcMar>
-              <w:top w:w="0" w:type="dxa"/>
-              <w:bottom w:w="0" w:type="dxa"/>
-              <w:left w:w="0" w:type="dxa"/>
-              <w:right w:w="0" w:type="dxa"/>
-            </w:tcMar>
-            <w:vAlign w:val="top"/>
-          </w:tcPr>
-          <w:p>
-            <w:pPr>
-              <w:pStyle w:val="Normal"/>
-              <w:jc w:val="center"/>
-              <w:pBdr>
-                <w:bottom w:val="none" w:sz="0" w:space="0" w:color="000000"/>
-                <w:top w:val="none" w:sz="0" w:space="0" w:color="000000"/>
-                <w:left w:val="none" w:sz="0" w:space="0" w:color="000000"/>
-                <w:right w:val="none" w:sz="0" w:space="0" w:color="000000"/>
-              </w:pBdr>
-              <w:spacing w:after="100" w:before="100" w:line="240"/>
-              <w:ind w:left="100" w:right="100" w:firstLine="0" w:firstLineChars="0"/>
-              <w:rPr>
-                <w:rFonts w:ascii="Helvetica" w:hAnsi="Helvetica" w:eastAsia="Helvetica" w:cs="Helvetica"/>
-                <w:i w:val="false"/>
-                <w:b w:val="false"/>
-                <w:u w:val="none"/>
-                <w:sz w:val="22"/>
-                <w:szCs w:val="22"/>
-                <w:color w:val="000000"/>
-              </w:rPr>
-            </w:pPr>
-            <w:r>
-              <w:rPr>
-                <w:rFonts w:ascii="Helvetica" w:hAnsi="Helvetica" w:eastAsia="Helvetica" w:cs="Helvetica"/>
-                <w:i w:val="false"/>
-                <w:b w:val="false"/>
-                <w:u w:val="none"/>
-                <w:sz w:val="22"/>
-                <w:szCs w:val="22"/>
-                <w:color w:val="000000"/>
-              </w:rPr>
-              <w:t xml:space="preserve">-23, 1.5</w:t>
-            </w:r>
-          </w:p>
-        </w:tc>
-        <w:tc>
-          <w:tcPr>
-            <w:tcBorders>
-              <w:bottom w:val="none" w:sz="0" w:space="0" w:color="000000"/>
-              <w:top w:val="none" w:sz="0" w:space="0" w:color="000000"/>
-              <w:left w:val="none" w:sz="0" w:space="0" w:color="000000"/>
-              <w:right w:val="none" w:sz="0" w:space="0" w:color="000000"/>
-            </w:tcBorders>
-            <w:shd w:val="clear" w:color="auto" w:fill="FFFFFF"/>
-            <w:tcMar>
-              <w:top w:w="0" w:type="dxa"/>
-              <w:bottom w:w="0" w:type="dxa"/>
-              <w:left w:w="0" w:type="dxa"/>
-              <w:right w:w="0" w:type="dxa"/>
-            </w:tcMar>
-            <w:vAlign w:val="top"/>
-          </w:tcPr>
-          <w:p>
-            <w:pPr>
-              <w:pStyle w:val="Normal"/>
-              <w:jc w:val="center"/>
-              <w:pBdr>
-                <w:bottom w:val="none" w:sz="0" w:space="0" w:color="000000"/>
-                <w:top w:val="none" w:sz="0" w:space="0" w:color="000000"/>
-                <w:left w:val="none" w:sz="0" w:space="0" w:color="000000"/>
-                <w:right w:val="none" w:sz="0" w:space="0" w:color="000000"/>
-              </w:pBdr>
-              <w:spacing w:after="100" w:before="100" w:line="240"/>
-              <w:ind w:left="100" w:right="100" w:firstLine="0" w:firstLineChars="0"/>
-              <w:rPr>
-                <w:rFonts w:ascii="Helvetica" w:hAnsi="Helvetica" w:eastAsia="Helvetica" w:cs="Helvetica"/>
-                <w:i w:val="false"/>
-                <w:b w:val="false"/>
-                <w:u w:val="none"/>
-                <w:sz w:val="22"/>
-                <w:szCs w:val="22"/>
-                <w:color w:val="000000"/>
-              </w:rPr>
-            </w:pPr>
-            <w:r>
-              <w:rPr>
-                <w:rFonts w:ascii="Helvetica" w:hAnsi="Helvetica" w:eastAsia="Helvetica" w:cs="Helvetica"/>
-                <w:i w:val="false"/>
-                <w:b w:val="false"/>
-                <w:u w:val="none"/>
-                <w:sz w:val="22"/>
-                <w:szCs w:val="22"/>
-                <w:color w:val="000000"/>
-              </w:rPr>
-              <w:t xml:space="preserve">0.086</w:t>
+              <w:t xml:space="preserve">-10</w:t>
+            </w:r>
+          </w:p>
+        </w:tc>
+        <w:tc>
+          <w:tcPr>
+            <w:tcBorders>
+              <w:bottom w:val="none" w:sz="0" w:space="0" w:color="000000"/>
+              <w:top w:val="none" w:sz="0" w:space="0" w:color="000000"/>
+              <w:left w:val="none" w:sz="0" w:space="0" w:color="000000"/>
+              <w:right w:val="none" w:sz="0" w:space="0" w:color="000000"/>
+            </w:tcBorders>
+            <w:shd w:val="clear" w:color="auto" w:fill="FFFFFF"/>
+            <w:tcMar>
+              <w:top w:w="0" w:type="dxa"/>
+              <w:bottom w:w="0" w:type="dxa"/>
+              <w:left w:w="0" w:type="dxa"/>
+              <w:right w:w="0" w:type="dxa"/>
+            </w:tcMar>
+            <w:vAlign w:val="top"/>
+          </w:tcPr>
+          <w:p>
+            <w:pPr>
+              <w:pStyle w:val="Normal"/>
+              <w:jc w:val="center"/>
+              <w:pBdr>
+                <w:bottom w:val="none" w:sz="0" w:space="0" w:color="000000"/>
+                <w:top w:val="none" w:sz="0" w:space="0" w:color="000000"/>
+                <w:left w:val="none" w:sz="0" w:space="0" w:color="000000"/>
+                <w:right w:val="none" w:sz="0" w:space="0" w:color="000000"/>
+              </w:pBdr>
+              <w:spacing w:after="100" w:before="100" w:line="240"/>
+              <w:ind w:left="100" w:right="100" w:firstLine="0" w:firstLineChars="0"/>
+              <w:rPr>
+                <w:rFonts w:ascii="Helvetica" w:hAnsi="Helvetica" w:eastAsia="Helvetica" w:cs="Helvetica"/>
+                <w:i w:val="false"/>
+                <w:b w:val="false"/>
+                <w:u w:val="none"/>
+                <w:sz w:val="22"/>
+                <w:szCs w:val="22"/>
+                <w:color w:val="000000"/>
+              </w:rPr>
+            </w:pPr>
+            <w:r>
+              <w:rPr>
+                <w:rFonts w:ascii="Helvetica" w:hAnsi="Helvetica" w:eastAsia="Helvetica" w:cs="Helvetica"/>
+                <w:i w:val="false"/>
+                <w:b w:val="false"/>
+                <w:u w:val="none"/>
+                <w:sz w:val="22"/>
+                <w:szCs w:val="22"/>
+                <w:color w:val="000000"/>
+              </w:rPr>
+              <w:t xml:space="preserve">-22, 2.0</w:t>
+            </w:r>
+          </w:p>
+        </w:tc>
+        <w:tc>
+          <w:tcPr>
+            <w:tcBorders>
+              <w:bottom w:val="none" w:sz="0" w:space="0" w:color="000000"/>
+              <w:top w:val="none" w:sz="0" w:space="0" w:color="000000"/>
+              <w:left w:val="none" w:sz="0" w:space="0" w:color="000000"/>
+              <w:right w:val="none" w:sz="0" w:space="0" w:color="000000"/>
+            </w:tcBorders>
+            <w:shd w:val="clear" w:color="auto" w:fill="FFFFFF"/>
+            <w:tcMar>
+              <w:top w:w="0" w:type="dxa"/>
+              <w:bottom w:w="0" w:type="dxa"/>
+              <w:left w:w="0" w:type="dxa"/>
+              <w:right w:w="0" w:type="dxa"/>
+            </w:tcMar>
+            <w:vAlign w:val="top"/>
+          </w:tcPr>
+          <w:p>
+            <w:pPr>
+              <w:pStyle w:val="Normal"/>
+              <w:jc w:val="center"/>
+              <w:pBdr>
+                <w:bottom w:val="none" w:sz="0" w:space="0" w:color="000000"/>
+                <w:top w:val="none" w:sz="0" w:space="0" w:color="000000"/>
+                <w:left w:val="none" w:sz="0" w:space="0" w:color="000000"/>
+                <w:right w:val="none" w:sz="0" w:space="0" w:color="000000"/>
+              </w:pBdr>
+              <w:spacing w:after="100" w:before="100" w:line="240"/>
+              <w:ind w:left="100" w:right="100" w:firstLine="0" w:firstLineChars="0"/>
+              <w:rPr>
+                <w:rFonts w:ascii="Helvetica" w:hAnsi="Helvetica" w:eastAsia="Helvetica" w:cs="Helvetica"/>
+                <w:i w:val="false"/>
+                <w:b w:val="false"/>
+                <w:u w:val="none"/>
+                <w:sz w:val="22"/>
+                <w:szCs w:val="22"/>
+                <w:color w:val="000000"/>
+              </w:rPr>
+            </w:pPr>
+            <w:r>
+              <w:rPr>
+                <w:rFonts w:ascii="Helvetica" w:hAnsi="Helvetica" w:eastAsia="Helvetica" w:cs="Helvetica"/>
+                <w:i w:val="false"/>
+                <w:b w:val="false"/>
+                <w:u w:val="none"/>
+                <w:sz w:val="22"/>
+                <w:szCs w:val="22"/>
+                <w:color w:val="000000"/>
+              </w:rPr>
+              <w:t xml:space="preserve">0.102</w:t>
             </w:r>
           </w:p>
         </w:tc>
@@ -12186,113 +12186,113 @@
                 <w:szCs w:val="22"/>
                 <w:color w:val="000000"/>
               </w:rPr>
-              <w:t xml:space="preserve">-2.5</w:t>
-            </w:r>
-          </w:p>
-        </w:tc>
-        <w:tc>
-          <w:tcPr>
-            <w:tcBorders>
-              <w:bottom w:val="none" w:sz="0" w:space="0" w:color="000000"/>
-              <w:top w:val="none" w:sz="0" w:space="0" w:color="000000"/>
-              <w:left w:val="none" w:sz="0" w:space="0" w:color="000000"/>
-              <w:right w:val="none" w:sz="0" w:space="0" w:color="000000"/>
-            </w:tcBorders>
-            <w:shd w:val="clear" w:color="auto" w:fill="FFFFFF"/>
-            <w:tcMar>
-              <w:top w:w="0" w:type="dxa"/>
-              <w:bottom w:w="0" w:type="dxa"/>
-              <w:left w:w="0" w:type="dxa"/>
-              <w:right w:w="0" w:type="dxa"/>
-            </w:tcMar>
-            <w:vAlign w:val="top"/>
-          </w:tcPr>
-          <w:p>
-            <w:pPr>
-              <w:pStyle w:val="Normal"/>
-              <w:jc w:val="center"/>
-              <w:pBdr>
-                <w:bottom w:val="none" w:sz="0" w:space="0" w:color="000000"/>
-                <w:top w:val="none" w:sz="0" w:space="0" w:color="000000"/>
-                <w:left w:val="none" w:sz="0" w:space="0" w:color="000000"/>
-                <w:right w:val="none" w:sz="0" w:space="0" w:color="000000"/>
-              </w:pBdr>
-              <w:spacing w:after="100" w:before="100" w:line="240"/>
-              <w:ind w:left="100" w:right="100" w:firstLine="0" w:firstLineChars="0"/>
-              <w:rPr>
-                <w:rFonts w:ascii="Helvetica" w:hAnsi="Helvetica" w:eastAsia="Helvetica" w:cs="Helvetica"/>
-                <w:i w:val="false"/>
-                <w:b w:val="false"/>
-                <w:u w:val="none"/>
-                <w:sz w:val="22"/>
-                <w:szCs w:val="22"/>
-                <w:color w:val="000000"/>
-              </w:rPr>
-            </w:pPr>
-            <w:r>
-              <w:rPr>
-                <w:rFonts w:ascii="Helvetica" w:hAnsi="Helvetica" w:eastAsia="Helvetica" w:cs="Helvetica"/>
-                <w:i w:val="false"/>
-                <w:b w:val="false"/>
-                <w:u w:val="none"/>
-                <w:sz w:val="22"/>
-                <w:szCs w:val="22"/>
-                <w:color w:val="000000"/>
-              </w:rPr>
-              <w:t xml:space="preserve">-18, 13</w:t>
-            </w:r>
-          </w:p>
-        </w:tc>
-        <w:tc>
-          <w:tcPr>
-            <w:tcBorders>
-              <w:bottom w:val="none" w:sz="0" w:space="0" w:color="000000"/>
-              <w:top w:val="none" w:sz="0" w:space="0" w:color="000000"/>
-              <w:left w:val="none" w:sz="0" w:space="0" w:color="000000"/>
-              <w:right w:val="none" w:sz="0" w:space="0" w:color="000000"/>
-            </w:tcBorders>
-            <w:shd w:val="clear" w:color="auto" w:fill="FFFFFF"/>
-            <w:tcMar>
-              <w:top w:w="0" w:type="dxa"/>
-              <w:bottom w:w="0" w:type="dxa"/>
-              <w:left w:w="0" w:type="dxa"/>
-              <w:right w:w="0" w:type="dxa"/>
-            </w:tcMar>
-            <w:vAlign w:val="top"/>
-          </w:tcPr>
-          <w:p>
-            <w:pPr>
-              <w:pStyle w:val="Normal"/>
-              <w:jc w:val="center"/>
-              <w:pBdr>
-                <w:bottom w:val="none" w:sz="0" w:space="0" w:color="000000"/>
-                <w:top w:val="none" w:sz="0" w:space="0" w:color="000000"/>
-                <w:left w:val="none" w:sz="0" w:space="0" w:color="000000"/>
-                <w:right w:val="none" w:sz="0" w:space="0" w:color="000000"/>
-              </w:pBdr>
-              <w:spacing w:after="100" w:before="100" w:line="240"/>
-              <w:ind w:left="100" w:right="100" w:firstLine="0" w:firstLineChars="0"/>
-              <w:rPr>
-                <w:rFonts w:ascii="Helvetica" w:hAnsi="Helvetica" w:eastAsia="Helvetica" w:cs="Helvetica"/>
-                <w:i w:val="false"/>
-                <w:b w:val="false"/>
-                <w:u w:val="none"/>
-                <w:sz w:val="22"/>
-                <w:szCs w:val="22"/>
-                <w:color w:val="000000"/>
-              </w:rPr>
-            </w:pPr>
-            <w:r>
-              <w:rPr>
-                <w:rFonts w:ascii="Helvetica" w:hAnsi="Helvetica" w:eastAsia="Helvetica" w:cs="Helvetica"/>
-                <w:i w:val="false"/>
-                <w:b w:val="false"/>
-                <w:u w:val="none"/>
-                <w:sz w:val="22"/>
-                <w:szCs w:val="22"/>
-                <w:color w:val="000000"/>
-              </w:rPr>
-              <w:t xml:space="preserve">0.751</w:t>
+              <w:t xml:space="preserve">-1.8</w:t>
+            </w:r>
+          </w:p>
+        </w:tc>
+        <w:tc>
+          <w:tcPr>
+            <w:tcBorders>
+              <w:bottom w:val="none" w:sz="0" w:space="0" w:color="000000"/>
+              <w:top w:val="none" w:sz="0" w:space="0" w:color="000000"/>
+              <w:left w:val="none" w:sz="0" w:space="0" w:color="000000"/>
+              <w:right w:val="none" w:sz="0" w:space="0" w:color="000000"/>
+            </w:tcBorders>
+            <w:shd w:val="clear" w:color="auto" w:fill="FFFFFF"/>
+            <w:tcMar>
+              <w:top w:w="0" w:type="dxa"/>
+              <w:bottom w:w="0" w:type="dxa"/>
+              <w:left w:w="0" w:type="dxa"/>
+              <w:right w:w="0" w:type="dxa"/>
+            </w:tcMar>
+            <w:vAlign w:val="top"/>
+          </w:tcPr>
+          <w:p>
+            <w:pPr>
+              <w:pStyle w:val="Normal"/>
+              <w:jc w:val="center"/>
+              <w:pBdr>
+                <w:bottom w:val="none" w:sz="0" w:space="0" w:color="000000"/>
+                <w:top w:val="none" w:sz="0" w:space="0" w:color="000000"/>
+                <w:left w:val="none" w:sz="0" w:space="0" w:color="000000"/>
+                <w:right w:val="none" w:sz="0" w:space="0" w:color="000000"/>
+              </w:pBdr>
+              <w:spacing w:after="100" w:before="100" w:line="240"/>
+              <w:ind w:left="100" w:right="100" w:firstLine="0" w:firstLineChars="0"/>
+              <w:rPr>
+                <w:rFonts w:ascii="Helvetica" w:hAnsi="Helvetica" w:eastAsia="Helvetica" w:cs="Helvetica"/>
+                <w:i w:val="false"/>
+                <w:b w:val="false"/>
+                <w:u w:val="none"/>
+                <w:sz w:val="22"/>
+                <w:szCs w:val="22"/>
+                <w:color w:val="000000"/>
+              </w:rPr>
+            </w:pPr>
+            <w:r>
+              <w:rPr>
+                <w:rFonts w:ascii="Helvetica" w:hAnsi="Helvetica" w:eastAsia="Helvetica" w:cs="Helvetica"/>
+                <w:i w:val="false"/>
+                <w:b w:val="false"/>
+                <w:u w:val="none"/>
+                <w:sz w:val="22"/>
+                <w:szCs w:val="22"/>
+                <w:color w:val="000000"/>
+              </w:rPr>
+              <w:t xml:space="preserve">-18, 14</w:t>
+            </w:r>
+          </w:p>
+        </w:tc>
+        <w:tc>
+          <w:tcPr>
+            <w:tcBorders>
+              <w:bottom w:val="none" w:sz="0" w:space="0" w:color="000000"/>
+              <w:top w:val="none" w:sz="0" w:space="0" w:color="000000"/>
+              <w:left w:val="none" w:sz="0" w:space="0" w:color="000000"/>
+              <w:right w:val="none" w:sz="0" w:space="0" w:color="000000"/>
+            </w:tcBorders>
+            <w:shd w:val="clear" w:color="auto" w:fill="FFFFFF"/>
+            <w:tcMar>
+              <w:top w:w="0" w:type="dxa"/>
+              <w:bottom w:w="0" w:type="dxa"/>
+              <w:left w:w="0" w:type="dxa"/>
+              <w:right w:w="0" w:type="dxa"/>
+            </w:tcMar>
+            <w:vAlign w:val="top"/>
+          </w:tcPr>
+          <w:p>
+            <w:pPr>
+              <w:pStyle w:val="Normal"/>
+              <w:jc w:val="center"/>
+              <w:pBdr>
+                <w:bottom w:val="none" w:sz="0" w:space="0" w:color="000000"/>
+                <w:top w:val="none" w:sz="0" w:space="0" w:color="000000"/>
+                <w:left w:val="none" w:sz="0" w:space="0" w:color="000000"/>
+                <w:right w:val="none" w:sz="0" w:space="0" w:color="000000"/>
+              </w:pBdr>
+              <w:spacing w:after="100" w:before="100" w:line="240"/>
+              <w:ind w:left="100" w:right="100" w:firstLine="0" w:firstLineChars="0"/>
+              <w:rPr>
+                <w:rFonts w:ascii="Helvetica" w:hAnsi="Helvetica" w:eastAsia="Helvetica" w:cs="Helvetica"/>
+                <w:i w:val="false"/>
+                <w:b w:val="false"/>
+                <w:u w:val="none"/>
+                <w:sz w:val="22"/>
+                <w:szCs w:val="22"/>
+                <w:color w:val="000000"/>
+              </w:rPr>
+            </w:pPr>
+            <w:r>
+              <w:rPr>
+                <w:rFonts w:ascii="Helvetica" w:hAnsi="Helvetica" w:eastAsia="Helvetica" w:cs="Helvetica"/>
+                <w:i w:val="false"/>
+                <w:b w:val="false"/>
+                <w:u w:val="none"/>
+                <w:sz w:val="22"/>
+                <w:szCs w:val="22"/>
+                <w:color w:val="000000"/>
+              </w:rPr>
+              <w:t xml:space="preserve">0.819</w:t>
             </w:r>
           </w:p>
         </w:tc>
@@ -12669,113 +12669,113 @@
                 <w:szCs w:val="22"/>
                 <w:color w:val="000000"/>
               </w:rPr>
-              <w:t xml:space="preserve">-10</w:t>
-            </w:r>
-          </w:p>
-        </w:tc>
-        <w:tc>
-          <w:tcPr>
-            <w:tcBorders>
-              <w:bottom w:val="none" w:sz="0" w:space="0" w:color="000000"/>
-              <w:top w:val="none" w:sz="0" w:space="0" w:color="000000"/>
-              <w:left w:val="none" w:sz="0" w:space="0" w:color="000000"/>
-              <w:right w:val="none" w:sz="0" w:space="0" w:color="000000"/>
-            </w:tcBorders>
-            <w:shd w:val="clear" w:color="auto" w:fill="FFFFFF"/>
-            <w:tcMar>
-              <w:top w:w="0" w:type="dxa"/>
-              <w:bottom w:w="0" w:type="dxa"/>
-              <w:left w:w="0" w:type="dxa"/>
-              <w:right w:w="0" w:type="dxa"/>
-            </w:tcMar>
-            <w:vAlign w:val="top"/>
-          </w:tcPr>
-          <w:p>
-            <w:pPr>
-              <w:pStyle w:val="Normal"/>
-              <w:jc w:val="center"/>
-              <w:pBdr>
-                <w:bottom w:val="none" w:sz="0" w:space="0" w:color="000000"/>
-                <w:top w:val="none" w:sz="0" w:space="0" w:color="000000"/>
-                <w:left w:val="none" w:sz="0" w:space="0" w:color="000000"/>
-                <w:right w:val="none" w:sz="0" w:space="0" w:color="000000"/>
-              </w:pBdr>
-              <w:spacing w:after="100" w:before="100" w:line="240"/>
-              <w:ind w:left="100" w:right="100" w:firstLine="0" w:firstLineChars="0"/>
-              <w:rPr>
-                <w:rFonts w:ascii="Helvetica" w:hAnsi="Helvetica" w:eastAsia="Helvetica" w:cs="Helvetica"/>
-                <w:i w:val="false"/>
-                <w:b w:val="false"/>
-                <w:u w:val="none"/>
-                <w:sz w:val="22"/>
-                <w:szCs w:val="22"/>
-                <w:color w:val="000000"/>
-              </w:rPr>
-            </w:pPr>
-            <w:r>
-              <w:rPr>
-                <w:rFonts w:ascii="Helvetica" w:hAnsi="Helvetica" w:eastAsia="Helvetica" w:cs="Helvetica"/>
-                <w:i w:val="false"/>
-                <w:b w:val="false"/>
-                <w:u w:val="none"/>
-                <w:sz w:val="22"/>
-                <w:szCs w:val="22"/>
-                <w:color w:val="000000"/>
-              </w:rPr>
-              <w:t xml:space="preserve">-34, 13</w:t>
-            </w:r>
-          </w:p>
-        </w:tc>
-        <w:tc>
-          <w:tcPr>
-            <w:tcBorders>
-              <w:bottom w:val="none" w:sz="0" w:space="0" w:color="000000"/>
-              <w:top w:val="none" w:sz="0" w:space="0" w:color="000000"/>
-              <w:left w:val="none" w:sz="0" w:space="0" w:color="000000"/>
-              <w:right w:val="none" w:sz="0" w:space="0" w:color="000000"/>
-            </w:tcBorders>
-            <w:shd w:val="clear" w:color="auto" w:fill="FFFFFF"/>
-            <w:tcMar>
-              <w:top w:w="0" w:type="dxa"/>
-              <w:bottom w:w="0" w:type="dxa"/>
-              <w:left w:w="0" w:type="dxa"/>
-              <w:right w:w="0" w:type="dxa"/>
-            </w:tcMar>
-            <w:vAlign w:val="top"/>
-          </w:tcPr>
-          <w:p>
-            <w:pPr>
-              <w:pStyle w:val="Normal"/>
-              <w:jc w:val="center"/>
-              <w:pBdr>
-                <w:bottom w:val="none" w:sz="0" w:space="0" w:color="000000"/>
-                <w:top w:val="none" w:sz="0" w:space="0" w:color="000000"/>
-                <w:left w:val="none" w:sz="0" w:space="0" w:color="000000"/>
-                <w:right w:val="none" w:sz="0" w:space="0" w:color="000000"/>
-              </w:pBdr>
-              <w:spacing w:after="100" w:before="100" w:line="240"/>
-              <w:ind w:left="100" w:right="100" w:firstLine="0" w:firstLineChars="0"/>
-              <w:rPr>
-                <w:rFonts w:ascii="Helvetica" w:hAnsi="Helvetica" w:eastAsia="Helvetica" w:cs="Helvetica"/>
-                <w:i w:val="false"/>
-                <w:b w:val="false"/>
-                <w:u w:val="none"/>
-                <w:sz w:val="22"/>
-                <w:szCs w:val="22"/>
-                <w:color w:val="000000"/>
-              </w:rPr>
-            </w:pPr>
-            <w:r>
-              <w:rPr>
-                <w:rFonts w:ascii="Helvetica" w:hAnsi="Helvetica" w:eastAsia="Helvetica" w:cs="Helvetica"/>
-                <w:i w:val="false"/>
-                <w:b w:val="false"/>
-                <w:u w:val="none"/>
-                <w:sz w:val="22"/>
-                <w:szCs w:val="22"/>
-                <w:color w:val="000000"/>
-              </w:rPr>
-              <w:t xml:space="preserve">0.395</w:t>
+              <w:t xml:space="preserve">-9.6</w:t>
+            </w:r>
+          </w:p>
+        </w:tc>
+        <w:tc>
+          <w:tcPr>
+            <w:tcBorders>
+              <w:bottom w:val="none" w:sz="0" w:space="0" w:color="000000"/>
+              <w:top w:val="none" w:sz="0" w:space="0" w:color="000000"/>
+              <w:left w:val="none" w:sz="0" w:space="0" w:color="000000"/>
+              <w:right w:val="none" w:sz="0" w:space="0" w:color="000000"/>
+            </w:tcBorders>
+            <w:shd w:val="clear" w:color="auto" w:fill="FFFFFF"/>
+            <w:tcMar>
+              <w:top w:w="0" w:type="dxa"/>
+              <w:bottom w:w="0" w:type="dxa"/>
+              <w:left w:w="0" w:type="dxa"/>
+              <w:right w:w="0" w:type="dxa"/>
+            </w:tcMar>
+            <w:vAlign w:val="top"/>
+          </w:tcPr>
+          <w:p>
+            <w:pPr>
+              <w:pStyle w:val="Normal"/>
+              <w:jc w:val="center"/>
+              <w:pBdr>
+                <w:bottom w:val="none" w:sz="0" w:space="0" w:color="000000"/>
+                <w:top w:val="none" w:sz="0" w:space="0" w:color="000000"/>
+                <w:left w:val="none" w:sz="0" w:space="0" w:color="000000"/>
+                <w:right w:val="none" w:sz="0" w:space="0" w:color="000000"/>
+              </w:pBdr>
+              <w:spacing w:after="100" w:before="100" w:line="240"/>
+              <w:ind w:left="100" w:right="100" w:firstLine="0" w:firstLineChars="0"/>
+              <w:rPr>
+                <w:rFonts w:ascii="Helvetica" w:hAnsi="Helvetica" w:eastAsia="Helvetica" w:cs="Helvetica"/>
+                <w:i w:val="false"/>
+                <w:b w:val="false"/>
+                <w:u w:val="none"/>
+                <w:sz w:val="22"/>
+                <w:szCs w:val="22"/>
+                <w:color w:val="000000"/>
+              </w:rPr>
+            </w:pPr>
+            <w:r>
+              <w:rPr>
+                <w:rFonts w:ascii="Helvetica" w:hAnsi="Helvetica" w:eastAsia="Helvetica" w:cs="Helvetica"/>
+                <w:i w:val="false"/>
+                <w:b w:val="false"/>
+                <w:u w:val="none"/>
+                <w:sz w:val="22"/>
+                <w:szCs w:val="22"/>
+                <w:color w:val="000000"/>
+              </w:rPr>
+              <w:t xml:space="preserve">-33, 14</w:t>
+            </w:r>
+          </w:p>
+        </w:tc>
+        <w:tc>
+          <w:tcPr>
+            <w:tcBorders>
+              <w:bottom w:val="none" w:sz="0" w:space="0" w:color="000000"/>
+              <w:top w:val="none" w:sz="0" w:space="0" w:color="000000"/>
+              <w:left w:val="none" w:sz="0" w:space="0" w:color="000000"/>
+              <w:right w:val="none" w:sz="0" w:space="0" w:color="000000"/>
+            </w:tcBorders>
+            <w:shd w:val="clear" w:color="auto" w:fill="FFFFFF"/>
+            <w:tcMar>
+              <w:top w:w="0" w:type="dxa"/>
+              <w:bottom w:w="0" w:type="dxa"/>
+              <w:left w:w="0" w:type="dxa"/>
+              <w:right w:w="0" w:type="dxa"/>
+            </w:tcMar>
+            <w:vAlign w:val="top"/>
+          </w:tcPr>
+          <w:p>
+            <w:pPr>
+              <w:pStyle w:val="Normal"/>
+              <w:jc w:val="center"/>
+              <w:pBdr>
+                <w:bottom w:val="none" w:sz="0" w:space="0" w:color="000000"/>
+                <w:top w:val="none" w:sz="0" w:space="0" w:color="000000"/>
+                <w:left w:val="none" w:sz="0" w:space="0" w:color="000000"/>
+                <w:right w:val="none" w:sz="0" w:space="0" w:color="000000"/>
+              </w:pBdr>
+              <w:spacing w:after="100" w:before="100" w:line="240"/>
+              <w:ind w:left="100" w:right="100" w:firstLine="0" w:firstLineChars="0"/>
+              <w:rPr>
+                <w:rFonts w:ascii="Helvetica" w:hAnsi="Helvetica" w:eastAsia="Helvetica" w:cs="Helvetica"/>
+                <w:i w:val="false"/>
+                <w:b w:val="false"/>
+                <w:u w:val="none"/>
+                <w:sz w:val="22"/>
+                <w:szCs w:val="22"/>
+                <w:color w:val="000000"/>
+              </w:rPr>
+            </w:pPr>
+            <w:r>
+              <w:rPr>
+                <w:rFonts w:ascii="Helvetica" w:hAnsi="Helvetica" w:eastAsia="Helvetica" w:cs="Helvetica"/>
+                <w:i w:val="false"/>
+                <w:b w:val="false"/>
+                <w:u w:val="none"/>
+                <w:sz w:val="22"/>
+                <w:szCs w:val="22"/>
+                <w:color w:val="000000"/>
+              </w:rPr>
+              <w:t xml:space="preserve">0.420</w:t>
             </w:r>
           </w:p>
         </w:tc>
@@ -13152,7 +13152,7 @@
                 <w:szCs w:val="22"/>
                 <w:color w:val="000000"/>
               </w:rPr>
-              <w:t xml:space="preserve">9.0</w:t>
+              <w:t xml:space="preserve">8.9</w:t>
             </w:r>
           </w:p>
         </w:tc>
@@ -13635,113 +13635,113 @@
                 <w:szCs w:val="22"/>
                 <w:color w:val="000000"/>
               </w:rPr>
-              <w:t xml:space="preserve">-0.33</w:t>
-            </w:r>
-          </w:p>
-        </w:tc>
-        <w:tc>
-          <w:tcPr>
-            <w:tcBorders>
-              <w:bottom w:val="none" w:sz="0" w:space="0" w:color="000000"/>
-              <w:top w:val="none" w:sz="0" w:space="0" w:color="000000"/>
-              <w:left w:val="none" w:sz="0" w:space="0" w:color="000000"/>
-              <w:right w:val="none" w:sz="0" w:space="0" w:color="000000"/>
-            </w:tcBorders>
-            <w:shd w:val="clear" w:color="auto" w:fill="FFFFFF"/>
-            <w:tcMar>
-              <w:top w:w="0" w:type="dxa"/>
-              <w:bottom w:w="0" w:type="dxa"/>
-              <w:left w:w="0" w:type="dxa"/>
-              <w:right w:w="0" w:type="dxa"/>
-            </w:tcMar>
-            <w:vAlign w:val="top"/>
-          </w:tcPr>
-          <w:p>
-            <w:pPr>
-              <w:pStyle w:val="Normal"/>
-              <w:jc w:val="center"/>
-              <w:pBdr>
-                <w:bottom w:val="none" w:sz="0" w:space="0" w:color="000000"/>
-                <w:top w:val="none" w:sz="0" w:space="0" w:color="000000"/>
-                <w:left w:val="none" w:sz="0" w:space="0" w:color="000000"/>
-                <w:right w:val="none" w:sz="0" w:space="0" w:color="000000"/>
-              </w:pBdr>
-              <w:spacing w:after="100" w:before="100" w:line="240"/>
-              <w:ind w:left="100" w:right="100" w:firstLine="0" w:firstLineChars="0"/>
-              <w:rPr>
-                <w:rFonts w:ascii="Helvetica" w:hAnsi="Helvetica" w:eastAsia="Helvetica" w:cs="Helvetica"/>
-                <w:i w:val="false"/>
-                <w:b w:val="false"/>
-                <w:u w:val="none"/>
-                <w:sz w:val="22"/>
-                <w:szCs w:val="22"/>
-                <w:color w:val="000000"/>
-              </w:rPr>
-            </w:pPr>
-            <w:r>
-              <w:rPr>
-                <w:rFonts w:ascii="Helvetica" w:hAnsi="Helvetica" w:eastAsia="Helvetica" w:cs="Helvetica"/>
-                <w:i w:val="false"/>
-                <w:b w:val="false"/>
-                <w:u w:val="none"/>
-                <w:sz w:val="22"/>
-                <w:szCs w:val="22"/>
-                <w:color w:val="000000"/>
-              </w:rPr>
-              <w:t xml:space="preserve">-0.79, 0.13</w:t>
-            </w:r>
-          </w:p>
-        </w:tc>
-        <w:tc>
-          <w:tcPr>
-            <w:tcBorders>
-              <w:bottom w:val="none" w:sz="0" w:space="0" w:color="000000"/>
-              <w:top w:val="none" w:sz="0" w:space="0" w:color="000000"/>
-              <w:left w:val="none" w:sz="0" w:space="0" w:color="000000"/>
-              <w:right w:val="none" w:sz="0" w:space="0" w:color="000000"/>
-            </w:tcBorders>
-            <w:shd w:val="clear" w:color="auto" w:fill="FFFFFF"/>
-            <w:tcMar>
-              <w:top w:w="0" w:type="dxa"/>
-              <w:bottom w:w="0" w:type="dxa"/>
-              <w:left w:w="0" w:type="dxa"/>
-              <w:right w:w="0" w:type="dxa"/>
-            </w:tcMar>
-            <w:vAlign w:val="top"/>
-          </w:tcPr>
-          <w:p>
-            <w:pPr>
-              <w:pStyle w:val="Normal"/>
-              <w:jc w:val="center"/>
-              <w:pBdr>
-                <w:bottom w:val="none" w:sz="0" w:space="0" w:color="000000"/>
-                <w:top w:val="none" w:sz="0" w:space="0" w:color="000000"/>
-                <w:left w:val="none" w:sz="0" w:space="0" w:color="000000"/>
-                <w:right w:val="none" w:sz="0" w:space="0" w:color="000000"/>
-              </w:pBdr>
-              <w:spacing w:after="100" w:before="100" w:line="240"/>
-              <w:ind w:left="100" w:right="100" w:firstLine="0" w:firstLineChars="0"/>
-              <w:rPr>
-                <w:rFonts w:ascii="Helvetica" w:hAnsi="Helvetica" w:eastAsia="Helvetica" w:cs="Helvetica"/>
-                <w:i w:val="false"/>
-                <w:b w:val="false"/>
-                <w:u w:val="none"/>
-                <w:sz w:val="22"/>
-                <w:szCs w:val="22"/>
-                <w:color w:val="000000"/>
-              </w:rPr>
-            </w:pPr>
-            <w:r>
-              <w:rPr>
-                <w:rFonts w:ascii="Helvetica" w:hAnsi="Helvetica" w:eastAsia="Helvetica" w:cs="Helvetica"/>
-                <w:i w:val="false"/>
-                <w:b w:val="false"/>
-                <w:u w:val="none"/>
-                <w:sz w:val="22"/>
-                <w:szCs w:val="22"/>
-                <w:color w:val="000000"/>
-              </w:rPr>
-              <w:t xml:space="preserve">0.155</w:t>
+              <w:t xml:space="preserve">-0.29</w:t>
+            </w:r>
+          </w:p>
+        </w:tc>
+        <w:tc>
+          <w:tcPr>
+            <w:tcBorders>
+              <w:bottom w:val="none" w:sz="0" w:space="0" w:color="000000"/>
+              <w:top w:val="none" w:sz="0" w:space="0" w:color="000000"/>
+              <w:left w:val="none" w:sz="0" w:space="0" w:color="000000"/>
+              <w:right w:val="none" w:sz="0" w:space="0" w:color="000000"/>
+            </w:tcBorders>
+            <w:shd w:val="clear" w:color="auto" w:fill="FFFFFF"/>
+            <w:tcMar>
+              <w:top w:w="0" w:type="dxa"/>
+              <w:bottom w:w="0" w:type="dxa"/>
+              <w:left w:w="0" w:type="dxa"/>
+              <w:right w:w="0" w:type="dxa"/>
+            </w:tcMar>
+            <w:vAlign w:val="top"/>
+          </w:tcPr>
+          <w:p>
+            <w:pPr>
+              <w:pStyle w:val="Normal"/>
+              <w:jc w:val="center"/>
+              <w:pBdr>
+                <w:bottom w:val="none" w:sz="0" w:space="0" w:color="000000"/>
+                <w:top w:val="none" w:sz="0" w:space="0" w:color="000000"/>
+                <w:left w:val="none" w:sz="0" w:space="0" w:color="000000"/>
+                <w:right w:val="none" w:sz="0" w:space="0" w:color="000000"/>
+              </w:pBdr>
+              <w:spacing w:after="100" w:before="100" w:line="240"/>
+              <w:ind w:left="100" w:right="100" w:firstLine="0" w:firstLineChars="0"/>
+              <w:rPr>
+                <w:rFonts w:ascii="Helvetica" w:hAnsi="Helvetica" w:eastAsia="Helvetica" w:cs="Helvetica"/>
+                <w:i w:val="false"/>
+                <w:b w:val="false"/>
+                <w:u w:val="none"/>
+                <w:sz w:val="22"/>
+                <w:szCs w:val="22"/>
+                <w:color w:val="000000"/>
+              </w:rPr>
+            </w:pPr>
+            <w:r>
+              <w:rPr>
+                <w:rFonts w:ascii="Helvetica" w:hAnsi="Helvetica" w:eastAsia="Helvetica" w:cs="Helvetica"/>
+                <w:i w:val="false"/>
+                <w:b w:val="false"/>
+                <w:u w:val="none"/>
+                <w:sz w:val="22"/>
+                <w:szCs w:val="22"/>
+                <w:color w:val="000000"/>
+              </w:rPr>
+              <w:t xml:space="preserve">-0.74, 0.16</w:t>
+            </w:r>
+          </w:p>
+        </w:tc>
+        <w:tc>
+          <w:tcPr>
+            <w:tcBorders>
+              <w:bottom w:val="none" w:sz="0" w:space="0" w:color="000000"/>
+              <w:top w:val="none" w:sz="0" w:space="0" w:color="000000"/>
+              <w:left w:val="none" w:sz="0" w:space="0" w:color="000000"/>
+              <w:right w:val="none" w:sz="0" w:space="0" w:color="000000"/>
+            </w:tcBorders>
+            <w:shd w:val="clear" w:color="auto" w:fill="FFFFFF"/>
+            <w:tcMar>
+              <w:top w:w="0" w:type="dxa"/>
+              <w:bottom w:w="0" w:type="dxa"/>
+              <w:left w:w="0" w:type="dxa"/>
+              <w:right w:w="0" w:type="dxa"/>
+            </w:tcMar>
+            <w:vAlign w:val="top"/>
+          </w:tcPr>
+          <w:p>
+            <w:pPr>
+              <w:pStyle w:val="Normal"/>
+              <w:jc w:val="center"/>
+              <w:pBdr>
+                <w:bottom w:val="none" w:sz="0" w:space="0" w:color="000000"/>
+                <w:top w:val="none" w:sz="0" w:space="0" w:color="000000"/>
+                <w:left w:val="none" w:sz="0" w:space="0" w:color="000000"/>
+                <w:right w:val="none" w:sz="0" w:space="0" w:color="000000"/>
+              </w:pBdr>
+              <w:spacing w:after="100" w:before="100" w:line="240"/>
+              <w:ind w:left="100" w:right="100" w:firstLine="0" w:firstLineChars="0"/>
+              <w:rPr>
+                <w:rFonts w:ascii="Helvetica" w:hAnsi="Helvetica" w:eastAsia="Helvetica" w:cs="Helvetica"/>
+                <w:i w:val="false"/>
+                <w:b w:val="false"/>
+                <w:u w:val="none"/>
+                <w:sz w:val="22"/>
+                <w:szCs w:val="22"/>
+                <w:color w:val="000000"/>
+              </w:rPr>
+            </w:pPr>
+            <w:r>
+              <w:rPr>
+                <w:rFonts w:ascii="Helvetica" w:hAnsi="Helvetica" w:eastAsia="Helvetica" w:cs="Helvetica"/>
+                <w:i w:val="false"/>
+                <w:b w:val="false"/>
+                <w:u w:val="none"/>
+                <w:sz w:val="22"/>
+                <w:szCs w:val="22"/>
+                <w:color w:val="000000"/>
+              </w:rPr>
+              <w:t xml:space="preserve">0.202</w:t>
             </w:r>
           </w:p>
         </w:tc>
@@ -14171,60 +14171,60 @@
                 <w:szCs w:val="22"/>
                 <w:color w:val="000000"/>
               </w:rPr>
-              <w:t xml:space="preserve">3.7, 19</w:t>
-            </w:r>
-          </w:p>
-        </w:tc>
-        <w:tc>
-          <w:tcPr>
-            <w:tcBorders>
-              <w:bottom w:val="none" w:sz="0" w:space="0" w:color="000000"/>
-              <w:top w:val="none" w:sz="0" w:space="0" w:color="000000"/>
-              <w:left w:val="none" w:sz="0" w:space="0" w:color="000000"/>
-              <w:right w:val="none" w:sz="0" w:space="0" w:color="000000"/>
-            </w:tcBorders>
-            <w:shd w:val="clear" w:color="auto" w:fill="FFFFFF"/>
-            <w:tcMar>
-              <w:top w:w="0" w:type="dxa"/>
-              <w:bottom w:w="0" w:type="dxa"/>
-              <w:left w:w="0" w:type="dxa"/>
-              <w:right w:w="0" w:type="dxa"/>
-            </w:tcMar>
-            <w:vAlign w:val="top"/>
-          </w:tcPr>
-          <w:p>
-            <w:pPr>
-              <w:pStyle w:val="Normal"/>
-              <w:jc w:val="center"/>
-              <w:pBdr>
-                <w:bottom w:val="none" w:sz="0" w:space="0" w:color="000000"/>
-                <w:top w:val="none" w:sz="0" w:space="0" w:color="000000"/>
-                <w:left w:val="none" w:sz="0" w:space="0" w:color="000000"/>
-                <w:right w:val="none" w:sz="0" w:space="0" w:color="000000"/>
-              </w:pBdr>
-              <w:spacing w:after="100" w:before="100" w:line="240"/>
-              <w:ind w:left="100" w:right="100" w:firstLine="0" w:firstLineChars="0"/>
-              <w:rPr>
-                <w:rFonts w:ascii="Helvetica" w:hAnsi="Helvetica" w:eastAsia="Helvetica" w:cs="Helvetica"/>
-                <w:i w:val="false"/>
-                <w:b w:val="false"/>
-                <w:u w:val="none"/>
-                <w:sz w:val="22"/>
-                <w:szCs w:val="22"/>
-                <w:color w:val="000000"/>
-              </w:rPr>
-            </w:pPr>
-            <w:r>
-              <w:rPr>
-                <w:rFonts w:ascii="Helvetica" w:hAnsi="Helvetica" w:eastAsia="Helvetica" w:cs="Helvetica"/>
-                <w:i w:val="false"/>
-                <w:b w:val="false"/>
-                <w:u w:val="none"/>
-                <w:sz w:val="22"/>
-                <w:szCs w:val="22"/>
-                <w:color w:val="000000"/>
-              </w:rPr>
-              <w:t xml:space="preserve">0.004</w:t>
+              <w:t xml:space="preserve">3.3, 18</w:t>
+            </w:r>
+          </w:p>
+        </w:tc>
+        <w:tc>
+          <w:tcPr>
+            <w:tcBorders>
+              <w:bottom w:val="none" w:sz="0" w:space="0" w:color="000000"/>
+              <w:top w:val="none" w:sz="0" w:space="0" w:color="000000"/>
+              <w:left w:val="none" w:sz="0" w:space="0" w:color="000000"/>
+              <w:right w:val="none" w:sz="0" w:space="0" w:color="000000"/>
+            </w:tcBorders>
+            <w:shd w:val="clear" w:color="auto" w:fill="FFFFFF"/>
+            <w:tcMar>
+              <w:top w:w="0" w:type="dxa"/>
+              <w:bottom w:w="0" w:type="dxa"/>
+              <w:left w:w="0" w:type="dxa"/>
+              <w:right w:w="0" w:type="dxa"/>
+            </w:tcMar>
+            <w:vAlign w:val="top"/>
+          </w:tcPr>
+          <w:p>
+            <w:pPr>
+              <w:pStyle w:val="Normal"/>
+              <w:jc w:val="center"/>
+              <w:pBdr>
+                <w:bottom w:val="none" w:sz="0" w:space="0" w:color="000000"/>
+                <w:top w:val="none" w:sz="0" w:space="0" w:color="000000"/>
+                <w:left w:val="none" w:sz="0" w:space="0" w:color="000000"/>
+                <w:right w:val="none" w:sz="0" w:space="0" w:color="000000"/>
+              </w:pBdr>
+              <w:spacing w:after="100" w:before="100" w:line="240"/>
+              <w:ind w:left="100" w:right="100" w:firstLine="0" w:firstLineChars="0"/>
+              <w:rPr>
+                <w:rFonts w:ascii="Helvetica" w:hAnsi="Helvetica" w:eastAsia="Helvetica" w:cs="Helvetica"/>
+                <w:i w:val="false"/>
+                <w:b w:val="false"/>
+                <w:u w:val="none"/>
+                <w:sz w:val="22"/>
+                <w:szCs w:val="22"/>
+                <w:color w:val="000000"/>
+              </w:rPr>
+            </w:pPr>
+            <w:r>
+              <w:rPr>
+                <w:rFonts w:ascii="Helvetica" w:hAnsi="Helvetica" w:eastAsia="Helvetica" w:cs="Helvetica"/>
+                <w:i w:val="false"/>
+                <w:b w:val="false"/>
+                <w:u w:val="none"/>
+                <w:sz w:val="22"/>
+                <w:szCs w:val="22"/>
+                <w:color w:val="000000"/>
+              </w:rPr>
+              <w:t xml:space="preserve">0.005</w:t>
             </w:r>
           </w:p>
         </w:tc>
@@ -14601,113 +14601,113 @@
                 <w:szCs w:val="22"/>
                 <w:color w:val="000000"/>
               </w:rPr>
-              <w:t xml:space="preserve">-1.0</w:t>
-            </w:r>
-          </w:p>
-        </w:tc>
-        <w:tc>
-          <w:tcPr>
-            <w:tcBorders>
-              <w:bottom w:val="none" w:sz="0" w:space="0" w:color="000000"/>
-              <w:top w:val="none" w:sz="0" w:space="0" w:color="000000"/>
-              <w:left w:val="none" w:sz="0" w:space="0" w:color="000000"/>
-              <w:right w:val="none" w:sz="0" w:space="0" w:color="000000"/>
-            </w:tcBorders>
-            <w:shd w:val="clear" w:color="auto" w:fill="FFFFFF"/>
-            <w:tcMar>
-              <w:top w:w="0" w:type="dxa"/>
-              <w:bottom w:w="0" w:type="dxa"/>
-              <w:left w:w="0" w:type="dxa"/>
-              <w:right w:w="0" w:type="dxa"/>
-            </w:tcMar>
-            <w:vAlign w:val="top"/>
-          </w:tcPr>
-          <w:p>
-            <w:pPr>
-              <w:pStyle w:val="Normal"/>
-              <w:jc w:val="center"/>
-              <w:pBdr>
-                <w:bottom w:val="none" w:sz="0" w:space="0" w:color="000000"/>
-                <w:top w:val="none" w:sz="0" w:space="0" w:color="000000"/>
-                <w:left w:val="none" w:sz="0" w:space="0" w:color="000000"/>
-                <w:right w:val="none" w:sz="0" w:space="0" w:color="000000"/>
-              </w:pBdr>
-              <w:spacing w:after="100" w:before="100" w:line="240"/>
-              <w:ind w:left="100" w:right="100" w:firstLine="0" w:firstLineChars="0"/>
-              <w:rPr>
-                <w:rFonts w:ascii="Helvetica" w:hAnsi="Helvetica" w:eastAsia="Helvetica" w:cs="Helvetica"/>
-                <w:i w:val="false"/>
-                <w:b w:val="false"/>
-                <w:u w:val="none"/>
-                <w:sz w:val="22"/>
-                <w:szCs w:val="22"/>
-                <w:color w:val="000000"/>
-              </w:rPr>
-            </w:pPr>
-            <w:r>
-              <w:rPr>
-                <w:rFonts w:ascii="Helvetica" w:hAnsi="Helvetica" w:eastAsia="Helvetica" w:cs="Helvetica"/>
-                <w:i w:val="false"/>
-                <w:b w:val="false"/>
-                <w:u w:val="none"/>
-                <w:sz w:val="22"/>
-                <w:szCs w:val="22"/>
-                <w:color w:val="000000"/>
-              </w:rPr>
-              <w:t xml:space="preserve">-8.1, 6.0</w:t>
-            </w:r>
-          </w:p>
-        </w:tc>
-        <w:tc>
-          <w:tcPr>
-            <w:tcBorders>
-              <w:bottom w:val="none" w:sz="0" w:space="0" w:color="000000"/>
-              <w:top w:val="none" w:sz="0" w:space="0" w:color="000000"/>
-              <w:left w:val="none" w:sz="0" w:space="0" w:color="000000"/>
-              <w:right w:val="none" w:sz="0" w:space="0" w:color="000000"/>
-            </w:tcBorders>
-            <w:shd w:val="clear" w:color="auto" w:fill="FFFFFF"/>
-            <w:tcMar>
-              <w:top w:w="0" w:type="dxa"/>
-              <w:bottom w:w="0" w:type="dxa"/>
-              <w:left w:w="0" w:type="dxa"/>
-              <w:right w:w="0" w:type="dxa"/>
-            </w:tcMar>
-            <w:vAlign w:val="top"/>
-          </w:tcPr>
-          <w:p>
-            <w:pPr>
-              <w:pStyle w:val="Normal"/>
-              <w:jc w:val="center"/>
-              <w:pBdr>
-                <w:bottom w:val="none" w:sz="0" w:space="0" w:color="000000"/>
-                <w:top w:val="none" w:sz="0" w:space="0" w:color="000000"/>
-                <w:left w:val="none" w:sz="0" w:space="0" w:color="000000"/>
-                <w:right w:val="none" w:sz="0" w:space="0" w:color="000000"/>
-              </w:pBdr>
-              <w:spacing w:after="100" w:before="100" w:line="240"/>
-              <w:ind w:left="100" w:right="100" w:firstLine="0" w:firstLineChars="0"/>
-              <w:rPr>
-                <w:rFonts w:ascii="Helvetica" w:hAnsi="Helvetica" w:eastAsia="Helvetica" w:cs="Helvetica"/>
-                <w:i w:val="false"/>
-                <w:b w:val="false"/>
-                <w:u w:val="none"/>
-                <w:sz w:val="22"/>
-                <w:szCs w:val="22"/>
-                <w:color w:val="000000"/>
-              </w:rPr>
-            </w:pPr>
-            <w:r>
-              <w:rPr>
-                <w:rFonts w:ascii="Helvetica" w:hAnsi="Helvetica" w:eastAsia="Helvetica" w:cs="Helvetica"/>
-                <w:i w:val="false"/>
-                <w:b w:val="false"/>
-                <w:u w:val="none"/>
-                <w:sz w:val="22"/>
-                <w:szCs w:val="22"/>
-                <w:color w:val="000000"/>
-              </w:rPr>
-              <w:t xml:space="preserve">0.769</w:t>
+              <w:t xml:space="preserve">-1.4</w:t>
+            </w:r>
+          </w:p>
+        </w:tc>
+        <w:tc>
+          <w:tcPr>
+            <w:tcBorders>
+              <w:bottom w:val="none" w:sz="0" w:space="0" w:color="000000"/>
+              <w:top w:val="none" w:sz="0" w:space="0" w:color="000000"/>
+              <w:left w:val="none" w:sz="0" w:space="0" w:color="000000"/>
+              <w:right w:val="none" w:sz="0" w:space="0" w:color="000000"/>
+            </w:tcBorders>
+            <w:shd w:val="clear" w:color="auto" w:fill="FFFFFF"/>
+            <w:tcMar>
+              <w:top w:w="0" w:type="dxa"/>
+              <w:bottom w:w="0" w:type="dxa"/>
+              <w:left w:w="0" w:type="dxa"/>
+              <w:right w:w="0" w:type="dxa"/>
+            </w:tcMar>
+            <w:vAlign w:val="top"/>
+          </w:tcPr>
+          <w:p>
+            <w:pPr>
+              <w:pStyle w:val="Normal"/>
+              <w:jc w:val="center"/>
+              <w:pBdr>
+                <w:bottom w:val="none" w:sz="0" w:space="0" w:color="000000"/>
+                <w:top w:val="none" w:sz="0" w:space="0" w:color="000000"/>
+                <w:left w:val="none" w:sz="0" w:space="0" w:color="000000"/>
+                <w:right w:val="none" w:sz="0" w:space="0" w:color="000000"/>
+              </w:pBdr>
+              <w:spacing w:after="100" w:before="100" w:line="240"/>
+              <w:ind w:left="100" w:right="100" w:firstLine="0" w:firstLineChars="0"/>
+              <w:rPr>
+                <w:rFonts w:ascii="Helvetica" w:hAnsi="Helvetica" w:eastAsia="Helvetica" w:cs="Helvetica"/>
+                <w:i w:val="false"/>
+                <w:b w:val="false"/>
+                <w:u w:val="none"/>
+                <w:sz w:val="22"/>
+                <w:szCs w:val="22"/>
+                <w:color w:val="000000"/>
+              </w:rPr>
+            </w:pPr>
+            <w:r>
+              <w:rPr>
+                <w:rFonts w:ascii="Helvetica" w:hAnsi="Helvetica" w:eastAsia="Helvetica" w:cs="Helvetica"/>
+                <w:i w:val="false"/>
+                <w:b w:val="false"/>
+                <w:u w:val="none"/>
+                <w:sz w:val="22"/>
+                <w:szCs w:val="22"/>
+                <w:color w:val="000000"/>
+              </w:rPr>
+              <w:t xml:space="preserve">-8.5, 5.6</w:t>
+            </w:r>
+          </w:p>
+        </w:tc>
+        <w:tc>
+          <w:tcPr>
+            <w:tcBorders>
+              <w:bottom w:val="none" w:sz="0" w:space="0" w:color="000000"/>
+              <w:top w:val="none" w:sz="0" w:space="0" w:color="000000"/>
+              <w:left w:val="none" w:sz="0" w:space="0" w:color="000000"/>
+              <w:right w:val="none" w:sz="0" w:space="0" w:color="000000"/>
+            </w:tcBorders>
+            <w:shd w:val="clear" w:color="auto" w:fill="FFFFFF"/>
+            <w:tcMar>
+              <w:top w:w="0" w:type="dxa"/>
+              <w:bottom w:w="0" w:type="dxa"/>
+              <w:left w:w="0" w:type="dxa"/>
+              <w:right w:w="0" w:type="dxa"/>
+            </w:tcMar>
+            <w:vAlign w:val="top"/>
+          </w:tcPr>
+          <w:p>
+            <w:pPr>
+              <w:pStyle w:val="Normal"/>
+              <w:jc w:val="center"/>
+              <w:pBdr>
+                <w:bottom w:val="none" w:sz="0" w:space="0" w:color="000000"/>
+                <w:top w:val="none" w:sz="0" w:space="0" w:color="000000"/>
+                <w:left w:val="none" w:sz="0" w:space="0" w:color="000000"/>
+                <w:right w:val="none" w:sz="0" w:space="0" w:color="000000"/>
+              </w:pBdr>
+              <w:spacing w:after="100" w:before="100" w:line="240"/>
+              <w:ind w:left="100" w:right="100" w:firstLine="0" w:firstLineChars="0"/>
+              <w:rPr>
+                <w:rFonts w:ascii="Helvetica" w:hAnsi="Helvetica" w:eastAsia="Helvetica" w:cs="Helvetica"/>
+                <w:i w:val="false"/>
+                <w:b w:val="false"/>
+                <w:u w:val="none"/>
+                <w:sz w:val="22"/>
+                <w:szCs w:val="22"/>
+                <w:color w:val="000000"/>
+              </w:rPr>
+            </w:pPr>
+            <w:r>
+              <w:rPr>
+                <w:rFonts w:ascii="Helvetica" w:hAnsi="Helvetica" w:eastAsia="Helvetica" w:cs="Helvetica"/>
+                <w:i w:val="false"/>
+                <w:b w:val="false"/>
+                <w:u w:val="none"/>
+                <w:sz w:val="22"/>
+                <w:szCs w:val="22"/>
+                <w:color w:val="000000"/>
+              </w:rPr>
+              <w:t xml:space="preserve">0.686</w:t>
             </w:r>
           </w:p>
         </w:tc>
@@ -14766,7 +14766,7 @@
                 <w:szCs w:val="22"/>
                 <w:color w:val="000000"/>
               </w:rPr>
-              <w:t xml:space="preserve">ckd_epi_gfr_cre_cys</w:t>
+              <w:t xml:space="preserve">baseline_cre_egfr</w:t>
             </w:r>
           </w:p>
         </w:tc>
@@ -14872,7 +14872,7 @@
                 <w:szCs w:val="22"/>
                 <w:color w:val="000000"/>
               </w:rPr>
-              <w:t xml:space="preserve">-0.10</w:t>
+              <w:t xml:space="preserve">-0.19</w:t>
             </w:r>
           </w:p>
         </w:tc>
@@ -14925,7 +14925,7 @@
                 <w:szCs w:val="22"/>
                 <w:color w:val="000000"/>
               </w:rPr>
-              <w:t xml:space="preserve">-0.21, 0.01</w:t>
+              <w:t xml:space="preserve">-0.32, -0.07</w:t>
             </w:r>
           </w:p>
         </w:tc>
@@ -14978,7 +14978,7 @@
                 <w:szCs w:val="22"/>
                 <w:color w:val="000000"/>
               </w:rPr>
-              <w:t xml:space="preserve">0.085</w:t>
+              <w:t xml:space="preserve">0.003</w:t>
             </w:r>
           </w:p>
         </w:tc>
@@ -15084,7 +15084,7 @@
                 <w:szCs w:val="22"/>
                 <w:color w:val="000000"/>
               </w:rPr>
-              <w:t xml:space="preserve">-0.17</w:t>
+              <w:t xml:space="preserve">-0.19</w:t>
             </w:r>
           </w:p>
         </w:tc>
@@ -15137,7 +15137,7 @@
                 <w:szCs w:val="22"/>
                 <w:color w:val="000000"/>
               </w:rPr>
-              <w:t xml:space="preserve">-0.33, -0.02</w:t>
+              <w:t xml:space="preserve">-0.35, -0.02</w:t>
             </w:r>
           </w:p>
         </w:tc>
@@ -15190,7 +15190,7 @@
                 <w:szCs w:val="22"/>
                 <w:color w:val="000000"/>
               </w:rPr>
-              <w:t xml:space="preserve">0.031</w:t>
+              <w:t xml:space="preserve">0.026</w:t>
             </w:r>
           </w:p>
         </w:tc>
